--- a/02_Project_Portfolio/Course_Project_Catalog.docx
+++ b/02_Project_Portfolio/Course_Project_Catalog.docx
@@ -28,14 +28,15 @@
         </w:p>
       </w:sdtContent>
     </w:sdt>
-    <w:bookmarkStart w:id="36" w:name="danh-mục-project-môn-học"/>
     <w:p>
       <w:pPr>
         <w:pStyle w:val="Heading1"/>
       </w:pPr>
+      <w:bookmarkStart w:id="20" w:name="danh-mục-project-môn-học"/>
       <w:r>
         <w:t xml:space="preserve">Danh mục Project môn học</w:t>
       </w:r>
+      <w:bookmarkEnd w:id="20"/>
     </w:p>
     <w:p>
       <w:pPr>
@@ -43,7 +44,6 @@
       </w:pPr>
       <w:r>
         <w:rPr>
-          <w:bCs/>
           <w:b/>
         </w:rPr>
         <w:t xml:space="preserve">Học kỹ năng và tạo engineering evidence</w:t>
@@ -54,7 +54,7 @@
         <w:pStyle w:val="BodyText"/>
       </w:pPr>
       <w:r>
-        <w:t xml:space="preserve">Engineering &amp; Research Mentoring Program (Lucero) · Phiên bản 1.5.1 · 2026-08-23</w:t>
+        <w:t xml:space="preserve">Engineering &amp; Research Mentoring Program (Lucero) · Phiên bản 1.6.0 · 2026-08-23</w:t>
       </w:r>
     </w:p>
     <w:p>
@@ -71,14 +71,12 @@
       </w:pPr>
       <w:r>
         <w:rPr>
-          <w:iCs/>
           <w:i/>
         </w:rPr>
         <w:t xml:space="preserve">File này được sinh tự động từ</w:t>
       </w:r>
       <w:r>
         <w:rPr>
-          <w:iCs/>
           <w:i/>
         </w:rPr>
         <w:t xml:space="preserve"> </w:t>
@@ -86,21 +84,18 @@
       <w:r>
         <w:rPr>
           <w:rStyle w:val="VerbatimChar"/>
-          <w:iCs/>
           <w:i/>
         </w:rPr>
         <w:t xml:space="preserve">06_Data/</w:t>
       </w:r>
       <w:r>
         <w:rPr>
-          <w:iCs/>
           <w:i/>
         </w:rPr>
         <w:t xml:space="preserve"> </w:t>
       </w:r>
       <w:r>
         <w:rPr>
-          <w:iCs/>
           <w:i/>
         </w:rPr>
         <w:t xml:space="preserve">(scripts/generate_catalogs.py). KHÔNG sửa tay — mọi thay đổi phải sửa nguồn chuẩn rồi generate lại.</w:t>
@@ -125,7 +120,6 @@
       </w:r>
       <w:r>
         <w:rPr>
-          <w:bCs/>
           <w:b/>
         </w:rPr>
         <w:t xml:space="preserve">P = Project môn học</w:t>
@@ -152,97 +146,86 @@
       </w:pPr>
       <w:r>
         <w:rPr>
-          <w:iCs/>
           <w:i/>
         </w:rPr>
         <w:t xml:space="preserve">Quy ước mã tham chiếu: Mỗi phần tử là mã chính xác (vd</w:t>
       </w:r>
       <w:r>
         <w:rPr>
-          <w:iCs/>
           <w:i/>
         </w:rPr>
         <w:t xml:space="preserve"> </w:t>
       </w:r>
       <w:r>
         <w:rPr>
-          <w:iCs/>
           <w:i/>
         </w:rPr>
         <w:t xml:space="preserve">‘</w:t>
       </w:r>
       <w:r>
         <w:rPr>
-          <w:iCs/>
           <w:i/>
         </w:rPr>
         <w:t xml:space="preserve">A5-T02</w:t>
       </w:r>
       <w:r>
         <w:rPr>
-          <w:iCs/>
           <w:i/>
         </w:rPr>
         <w:t xml:space="preserve">’</w:t>
       </w:r>
       <w:r>
         <w:rPr>
-          <w:iCs/>
           <w:i/>
         </w:rPr>
         <w:t xml:space="preserve">) hoặc pattern family-type</w:t>
       </w:r>
       <w:r>
         <w:rPr>
-          <w:iCs/>
           <w:i/>
         </w:rPr>
         <w:t xml:space="preserve"> </w:t>
       </w:r>
       <w:r>
         <w:rPr>
-          <w:iCs/>
           <w:i/>
         </w:rPr>
         <w:t xml:space="preserve">‘</w:t>
       </w:r>
       <w:r>
         <w:rPr>
-          <w:iCs/>
           <w:i/>
         </w:rPr>
         <w:t xml:space="preserve">A1-P*</w:t>
       </w:r>
       <w:r>
         <w:rPr>
-          <w:iCs/>
           <w:i/>
         </w:rPr>
         <w:t xml:space="preserve">’</w:t>
       </w:r>
       <w:r>
         <w:rPr>
-          <w:iCs/>
           <w:i/>
         </w:rPr>
         <w:t xml:space="preserve"> </w:t>
       </w:r>
       <w:r>
         <w:rPr>
-          <w:iCs/>
           <w:i/>
         </w:rPr>
         <w:t xml:space="preserve">nghĩa là hoàn thành ít nhất một đề tài P của family A1 hoặc năng lực tương đương có evidence.</w:t>
       </w:r>
     </w:p>
-    <w:bookmarkStart w:id="20" w:name="hướng-dẫn-lựa-chọn"/>
     <w:p>
       <w:pPr>
         <w:pStyle w:val="Heading2"/>
       </w:pPr>
+      <w:bookmarkStart w:id="21" w:name="hướng-dẫn-lựa-chọn"/>
       <w:r>
         <w:t xml:space="preserve">Hướng dẫn lựa chọn</w:t>
       </w:r>
+      <w:bookmarkEnd w:id="21"/>
     </w:p>
     <w:p>
       <w:pPr>
@@ -307,15 +290,15 @@
         <w:t xml:space="preserve">Mỗi đề tài phải có evidence và Project Legacy Package.</w:t>
       </w:r>
     </w:p>
-    <w:bookmarkEnd w:id="20"/>
-    <w:bookmarkStart w:id="21" w:name="a0---hands-on-electronics-pcb"/>
     <w:p>
       <w:pPr>
         <w:pStyle w:val="Heading2"/>
       </w:pPr>
+      <w:bookmarkStart w:id="22" w:name="a0---hands-on-electronics-pcb"/>
       <w:r>
         <w:t xml:space="preserve">A0 - Hands-on Electronics &amp; PCB</w:t>
       </w:r>
+      <w:bookmarkEnd w:id="22"/>
     </w:p>
     <w:p>
       <w:pPr>
@@ -323,7 +306,6 @@
       </w:pPr>
       <w:r>
         <w:rPr>
-          <w:bCs/>
           <w:b/>
         </w:rPr>
         <w:t xml:space="preserve">Mục tiêu:</w:t>
@@ -341,7 +323,6 @@
       </w:pPr>
       <w:r>
         <w:rPr>
-          <w:bCs/>
           <w:b/>
         </w:rPr>
         <w:t xml:space="preserve">Điều kiện nền:</w:t>
@@ -359,7 +340,6 @@
       </w:pPr>
       <w:r>
         <w:rPr>
-          <w:bCs/>
           <w:b/>
         </w:rPr>
         <w:t xml:space="preserve">Công cụ gợi ý:</w:t>
@@ -374,9 +354,8 @@
     <w:tbl>
       <w:tblPr>
         <w:tblStyle w:val="Table"/>
-        <w:tblW w:type="pct" w:w="5000"/>
-        <w:tblLook w:firstRow="1" w:lastRow="0" w:firstColumn="0" w:lastColumn="0" w:noHBand="0" w:noVBand="0" w:val="0020"/>
-        <w:jc w:val="start"/>
+        <w:tblW w:type="pct" w:w="4999.999999999999"/>
+        <w:tblLook w:firstRow="1"/>
       </w:tblPr>
       <w:tblGrid>
         <w:gridCol w:w="1320"/>
@@ -388,10 +367,15 @@
       </w:tblGrid>
       <w:tr>
         <w:trPr>
-          <w:tblHeader w:val="true"/>
+          <w:cnfStyle w:firstRow="1"/>
         </w:trPr>
         <w:tc>
-          <w:tcPr/>
+          <w:tcPr>
+            <w:tcBorders>
+              <w:bottom w:val="single"/>
+            </w:tcBorders>
+            <w:vAlign w:val="bottom"/>
+          </w:tcPr>
           <w:p>
             <w:pPr>
               <w:pStyle w:val="Compact"/>
@@ -403,7 +387,12 @@
           </w:p>
         </w:tc>
         <w:tc>
-          <w:tcPr/>
+          <w:tcPr>
+            <w:tcBorders>
+              <w:bottom w:val="single"/>
+            </w:tcBorders>
+            <w:vAlign w:val="bottom"/>
+          </w:tcPr>
           <w:p>
             <w:pPr>
               <w:pStyle w:val="Compact"/>
@@ -415,7 +404,12 @@
           </w:p>
         </w:tc>
         <w:tc>
-          <w:tcPr/>
+          <w:tcPr>
+            <w:tcBorders>
+              <w:bottom w:val="single"/>
+            </w:tcBorders>
+            <w:vAlign w:val="bottom"/>
+          </w:tcPr>
           <w:p>
             <w:pPr>
               <w:pStyle w:val="Compact"/>
@@ -427,7 +421,12 @@
           </w:p>
         </w:tc>
         <w:tc>
-          <w:tcPr/>
+          <w:tcPr>
+            <w:tcBorders>
+              <w:bottom w:val="single"/>
+            </w:tcBorders>
+            <w:vAlign w:val="bottom"/>
+          </w:tcPr>
           <w:p>
             <w:pPr>
               <w:pStyle w:val="Compact"/>
@@ -439,7 +438,12 @@
           </w:p>
         </w:tc>
         <w:tc>
-          <w:tcPr/>
+          <w:tcPr>
+            <w:tcBorders>
+              <w:bottom w:val="single"/>
+            </w:tcBorders>
+            <w:vAlign w:val="bottom"/>
+          </w:tcPr>
           <w:p>
             <w:pPr>
               <w:pStyle w:val="Compact"/>
@@ -451,7 +455,12 @@
           </w:p>
         </w:tc>
         <w:tc>
-          <w:tcPr/>
+          <w:tcPr>
+            <w:tcBorders>
+              <w:bottom w:val="single"/>
+            </w:tcBorders>
+            <w:vAlign w:val="bottom"/>
+          </w:tcPr>
           <w:p>
             <w:pPr>
               <w:pStyle w:val="Compact"/>
@@ -465,7 +474,6 @@
       </w:tr>
       <w:tr>
         <w:tc>
-          <w:tcPr/>
           <w:p>
             <w:pPr>
               <w:pStyle w:val="Compact"/>
@@ -477,7 +485,6 @@
           </w:p>
         </w:tc>
         <w:tc>
-          <w:tcPr/>
           <w:p>
             <w:pPr>
               <w:pStyle w:val="Compact"/>
@@ -489,7 +496,6 @@
           </w:p>
         </w:tc>
         <w:tc>
-          <w:tcPr/>
           <w:p>
             <w:pPr>
               <w:pStyle w:val="Compact"/>
@@ -501,7 +507,6 @@
           </w:p>
         </w:tc>
         <w:tc>
-          <w:tcPr/>
           <w:p>
             <w:pPr>
               <w:pStyle w:val="Compact"/>
@@ -513,7 +518,6 @@
           </w:p>
         </w:tc>
         <w:tc>
-          <w:tcPr/>
           <w:p>
             <w:pPr>
               <w:pStyle w:val="Compact"/>
@@ -525,7 +529,6 @@
           </w:p>
         </w:tc>
         <w:tc>
-          <w:tcPr/>
           <w:p>
             <w:pPr>
               <w:pStyle w:val="Compact"/>
@@ -539,7 +542,6 @@
       </w:tr>
       <w:tr>
         <w:tc>
-          <w:tcPr/>
           <w:p>
             <w:pPr>
               <w:pStyle w:val="Compact"/>
@@ -551,7 +553,6 @@
           </w:p>
         </w:tc>
         <w:tc>
-          <w:tcPr/>
           <w:p>
             <w:pPr>
               <w:pStyle w:val="Compact"/>
@@ -563,7 +564,6 @@
           </w:p>
         </w:tc>
         <w:tc>
-          <w:tcPr/>
           <w:p>
             <w:pPr>
               <w:pStyle w:val="Compact"/>
@@ -575,7 +575,6 @@
           </w:p>
         </w:tc>
         <w:tc>
-          <w:tcPr/>
           <w:p>
             <w:pPr>
               <w:pStyle w:val="Compact"/>
@@ -587,7 +586,6 @@
           </w:p>
         </w:tc>
         <w:tc>
-          <w:tcPr/>
           <w:p>
             <w:pPr>
               <w:pStyle w:val="Compact"/>
@@ -599,7 +597,6 @@
           </w:p>
         </w:tc>
         <w:tc>
-          <w:tcPr/>
           <w:p>
             <w:pPr>
               <w:pStyle w:val="Compact"/>
@@ -613,7 +610,6 @@
       </w:tr>
       <w:tr>
         <w:tc>
-          <w:tcPr/>
           <w:p>
             <w:pPr>
               <w:pStyle w:val="Compact"/>
@@ -625,7 +621,6 @@
           </w:p>
         </w:tc>
         <w:tc>
-          <w:tcPr/>
           <w:p>
             <w:pPr>
               <w:pStyle w:val="Compact"/>
@@ -637,7 +632,6 @@
           </w:p>
         </w:tc>
         <w:tc>
-          <w:tcPr/>
           <w:p>
             <w:pPr>
               <w:pStyle w:val="Compact"/>
@@ -649,7 +643,6 @@
           </w:p>
         </w:tc>
         <w:tc>
-          <w:tcPr/>
           <w:p>
             <w:pPr>
               <w:pStyle w:val="Compact"/>
@@ -661,7 +654,6 @@
           </w:p>
         </w:tc>
         <w:tc>
-          <w:tcPr/>
           <w:p>
             <w:pPr>
               <w:pStyle w:val="Compact"/>
@@ -673,7 +665,6 @@
           </w:p>
         </w:tc>
         <w:tc>
-          <w:tcPr/>
           <w:p>
             <w:pPr>
               <w:pStyle w:val="Compact"/>
@@ -687,7 +678,6 @@
       </w:tr>
       <w:tr>
         <w:tc>
-          <w:tcPr/>
           <w:p>
             <w:pPr>
               <w:pStyle w:val="Compact"/>
@@ -699,7 +689,6 @@
           </w:p>
         </w:tc>
         <w:tc>
-          <w:tcPr/>
           <w:p>
             <w:pPr>
               <w:pStyle w:val="Compact"/>
@@ -711,7 +700,6 @@
           </w:p>
         </w:tc>
         <w:tc>
-          <w:tcPr/>
           <w:p>
             <w:pPr>
               <w:pStyle w:val="Compact"/>
@@ -723,7 +711,6 @@
           </w:p>
         </w:tc>
         <w:tc>
-          <w:tcPr/>
           <w:p>
             <w:pPr>
               <w:pStyle w:val="Compact"/>
@@ -735,7 +722,6 @@
           </w:p>
         </w:tc>
         <w:tc>
-          <w:tcPr/>
           <w:p>
             <w:pPr>
               <w:pStyle w:val="Compact"/>
@@ -747,7 +733,6 @@
           </w:p>
         </w:tc>
         <w:tc>
-          <w:tcPr/>
           <w:p>
             <w:pPr>
               <w:pStyle w:val="Compact"/>
@@ -761,7 +746,6 @@
       </w:tr>
       <w:tr>
         <w:tc>
-          <w:tcPr/>
           <w:p>
             <w:pPr>
               <w:pStyle w:val="Compact"/>
@@ -773,7 +757,6 @@
           </w:p>
         </w:tc>
         <w:tc>
-          <w:tcPr/>
           <w:p>
             <w:pPr>
               <w:pStyle w:val="Compact"/>
@@ -785,7 +768,6 @@
           </w:p>
         </w:tc>
         <w:tc>
-          <w:tcPr/>
           <w:p>
             <w:pPr>
               <w:pStyle w:val="Compact"/>
@@ -797,7 +779,6 @@
           </w:p>
         </w:tc>
         <w:tc>
-          <w:tcPr/>
           <w:p>
             <w:pPr>
               <w:pStyle w:val="Compact"/>
@@ -809,7 +790,6 @@
           </w:p>
         </w:tc>
         <w:tc>
-          <w:tcPr/>
           <w:p>
             <w:pPr>
               <w:pStyle w:val="Compact"/>
@@ -821,7 +801,6 @@
           </w:p>
         </w:tc>
         <w:tc>
-          <w:tcPr/>
           <w:p>
             <w:pPr>
               <w:pStyle w:val="Compact"/>
@@ -835,7 +814,6 @@
       </w:tr>
       <w:tr>
         <w:tc>
-          <w:tcPr/>
           <w:p>
             <w:pPr>
               <w:pStyle w:val="Compact"/>
@@ -847,7 +825,6 @@
           </w:p>
         </w:tc>
         <w:tc>
-          <w:tcPr/>
           <w:p>
             <w:pPr>
               <w:pStyle w:val="Compact"/>
@@ -859,7 +836,6 @@
           </w:p>
         </w:tc>
         <w:tc>
-          <w:tcPr/>
           <w:p>
             <w:pPr>
               <w:pStyle w:val="Compact"/>
@@ -871,7 +847,6 @@
           </w:p>
         </w:tc>
         <w:tc>
-          <w:tcPr/>
           <w:p>
             <w:pPr>
               <w:pStyle w:val="Compact"/>
@@ -883,7 +858,6 @@
           </w:p>
         </w:tc>
         <w:tc>
-          <w:tcPr/>
           <w:p>
             <w:pPr>
               <w:pStyle w:val="Compact"/>
@@ -895,7 +869,6 @@
           </w:p>
         </w:tc>
         <w:tc>
-          <w:tcPr/>
           <w:p>
             <w:pPr>
               <w:pStyle w:val="Compact"/>
@@ -908,15 +881,15 @@
         </w:tc>
       </w:tr>
     </w:tbl>
-    <w:bookmarkEnd w:id="21"/>
-    <w:bookmarkStart w:id="22" w:name="a1---digital-logic-rtl-design"/>
     <w:p>
       <w:pPr>
         <w:pStyle w:val="Heading2"/>
       </w:pPr>
+      <w:bookmarkStart w:id="23" w:name="a1---digital-logic-rtl-design"/>
       <w:r>
         <w:t xml:space="preserve">A1 - Digital Logic &amp; RTL Design</w:t>
       </w:r>
+      <w:bookmarkEnd w:id="23"/>
     </w:p>
     <w:p>
       <w:pPr>
@@ -924,7 +897,6 @@
       </w:pPr>
       <w:r>
         <w:rPr>
-          <w:bCs/>
           <w:b/>
         </w:rPr>
         <w:t xml:space="preserve">Mục tiêu:</w:t>
@@ -942,7 +914,6 @@
       </w:pPr>
       <w:r>
         <w:rPr>
-          <w:bCs/>
           <w:b/>
         </w:rPr>
         <w:t xml:space="preserve">Điều kiện nền:</w:t>
@@ -960,7 +931,6 @@
       </w:pPr>
       <w:r>
         <w:rPr>
-          <w:bCs/>
           <w:b/>
         </w:rPr>
         <w:t xml:space="preserve">Công cụ gợi ý:</w:t>
@@ -975,9 +945,8 @@
     <w:tbl>
       <w:tblPr>
         <w:tblStyle w:val="Table"/>
-        <w:tblW w:type="pct" w:w="5000"/>
-        <w:tblLook w:firstRow="1" w:lastRow="0" w:firstColumn="0" w:lastColumn="0" w:noHBand="0" w:noVBand="0" w:val="0020"/>
-        <w:jc w:val="start"/>
+        <w:tblW w:type="pct" w:w="4999.999999999999"/>
+        <w:tblLook w:firstRow="1"/>
       </w:tblPr>
       <w:tblGrid>
         <w:gridCol w:w="1320"/>
@@ -989,10 +958,15 @@
       </w:tblGrid>
       <w:tr>
         <w:trPr>
-          <w:tblHeader w:val="true"/>
+          <w:cnfStyle w:firstRow="1"/>
         </w:trPr>
         <w:tc>
-          <w:tcPr/>
+          <w:tcPr>
+            <w:tcBorders>
+              <w:bottom w:val="single"/>
+            </w:tcBorders>
+            <w:vAlign w:val="bottom"/>
+          </w:tcPr>
           <w:p>
             <w:pPr>
               <w:pStyle w:val="Compact"/>
@@ -1004,7 +978,12 @@
           </w:p>
         </w:tc>
         <w:tc>
-          <w:tcPr/>
+          <w:tcPr>
+            <w:tcBorders>
+              <w:bottom w:val="single"/>
+            </w:tcBorders>
+            <w:vAlign w:val="bottom"/>
+          </w:tcPr>
           <w:p>
             <w:pPr>
               <w:pStyle w:val="Compact"/>
@@ -1016,7 +995,12 @@
           </w:p>
         </w:tc>
         <w:tc>
-          <w:tcPr/>
+          <w:tcPr>
+            <w:tcBorders>
+              <w:bottom w:val="single"/>
+            </w:tcBorders>
+            <w:vAlign w:val="bottom"/>
+          </w:tcPr>
           <w:p>
             <w:pPr>
               <w:pStyle w:val="Compact"/>
@@ -1028,7 +1012,12 @@
           </w:p>
         </w:tc>
         <w:tc>
-          <w:tcPr/>
+          <w:tcPr>
+            <w:tcBorders>
+              <w:bottom w:val="single"/>
+            </w:tcBorders>
+            <w:vAlign w:val="bottom"/>
+          </w:tcPr>
           <w:p>
             <w:pPr>
               <w:pStyle w:val="Compact"/>
@@ -1040,7 +1029,12 @@
           </w:p>
         </w:tc>
         <w:tc>
-          <w:tcPr/>
+          <w:tcPr>
+            <w:tcBorders>
+              <w:bottom w:val="single"/>
+            </w:tcBorders>
+            <w:vAlign w:val="bottom"/>
+          </w:tcPr>
           <w:p>
             <w:pPr>
               <w:pStyle w:val="Compact"/>
@@ -1052,7 +1046,12 @@
           </w:p>
         </w:tc>
         <w:tc>
-          <w:tcPr/>
+          <w:tcPr>
+            <w:tcBorders>
+              <w:bottom w:val="single"/>
+            </w:tcBorders>
+            <w:vAlign w:val="bottom"/>
+          </w:tcPr>
           <w:p>
             <w:pPr>
               <w:pStyle w:val="Compact"/>
@@ -1066,7 +1065,6 @@
       </w:tr>
       <w:tr>
         <w:tc>
-          <w:tcPr/>
           <w:p>
             <w:pPr>
               <w:pStyle w:val="Compact"/>
@@ -1078,7 +1076,6 @@
           </w:p>
         </w:tc>
         <w:tc>
-          <w:tcPr/>
           <w:p>
             <w:pPr>
               <w:pStyle w:val="Compact"/>
@@ -1090,7 +1087,6 @@
           </w:p>
         </w:tc>
         <w:tc>
-          <w:tcPr/>
           <w:p>
             <w:pPr>
               <w:pStyle w:val="Compact"/>
@@ -1102,7 +1098,6 @@
           </w:p>
         </w:tc>
         <w:tc>
-          <w:tcPr/>
           <w:p>
             <w:pPr>
               <w:pStyle w:val="Compact"/>
@@ -1114,7 +1109,6 @@
           </w:p>
         </w:tc>
         <w:tc>
-          <w:tcPr/>
           <w:p>
             <w:pPr>
               <w:pStyle w:val="Compact"/>
@@ -1126,7 +1120,6 @@
           </w:p>
         </w:tc>
         <w:tc>
-          <w:tcPr/>
           <w:p>
             <w:pPr>
               <w:pStyle w:val="Compact"/>
@@ -1140,7 +1133,6 @@
       </w:tr>
       <w:tr>
         <w:tc>
-          <w:tcPr/>
           <w:p>
             <w:pPr>
               <w:pStyle w:val="Compact"/>
@@ -1152,7 +1144,6 @@
           </w:p>
         </w:tc>
         <w:tc>
-          <w:tcPr/>
           <w:p>
             <w:pPr>
               <w:pStyle w:val="Compact"/>
@@ -1164,7 +1155,6 @@
           </w:p>
         </w:tc>
         <w:tc>
-          <w:tcPr/>
           <w:p>
             <w:pPr>
               <w:pStyle w:val="Compact"/>
@@ -1176,7 +1166,6 @@
           </w:p>
         </w:tc>
         <w:tc>
-          <w:tcPr/>
           <w:p>
             <w:pPr>
               <w:pStyle w:val="Compact"/>
@@ -1188,7 +1177,6 @@
           </w:p>
         </w:tc>
         <w:tc>
-          <w:tcPr/>
           <w:p>
             <w:pPr>
               <w:pStyle w:val="Compact"/>
@@ -1200,7 +1188,6 @@
           </w:p>
         </w:tc>
         <w:tc>
-          <w:tcPr/>
           <w:p>
             <w:pPr>
               <w:pStyle w:val="Compact"/>
@@ -1214,7 +1201,6 @@
       </w:tr>
       <w:tr>
         <w:tc>
-          <w:tcPr/>
           <w:p>
             <w:pPr>
               <w:pStyle w:val="Compact"/>
@@ -1226,7 +1212,6 @@
           </w:p>
         </w:tc>
         <w:tc>
-          <w:tcPr/>
           <w:p>
             <w:pPr>
               <w:pStyle w:val="Compact"/>
@@ -1238,7 +1223,6 @@
           </w:p>
         </w:tc>
         <w:tc>
-          <w:tcPr/>
           <w:p>
             <w:pPr>
               <w:pStyle w:val="Compact"/>
@@ -1250,7 +1234,6 @@
           </w:p>
         </w:tc>
         <w:tc>
-          <w:tcPr/>
           <w:p>
             <w:pPr>
               <w:pStyle w:val="Compact"/>
@@ -1262,7 +1245,6 @@
           </w:p>
         </w:tc>
         <w:tc>
-          <w:tcPr/>
           <w:p>
             <w:pPr>
               <w:pStyle w:val="Compact"/>
@@ -1274,7 +1256,6 @@
           </w:p>
         </w:tc>
         <w:tc>
-          <w:tcPr/>
           <w:p>
             <w:pPr>
               <w:pStyle w:val="Compact"/>
@@ -1288,7 +1269,6 @@
       </w:tr>
       <w:tr>
         <w:tc>
-          <w:tcPr/>
           <w:p>
             <w:pPr>
               <w:pStyle w:val="Compact"/>
@@ -1300,7 +1280,6 @@
           </w:p>
         </w:tc>
         <w:tc>
-          <w:tcPr/>
           <w:p>
             <w:pPr>
               <w:pStyle w:val="Compact"/>
@@ -1312,7 +1291,6 @@
           </w:p>
         </w:tc>
         <w:tc>
-          <w:tcPr/>
           <w:p>
             <w:pPr>
               <w:pStyle w:val="Compact"/>
@@ -1324,7 +1302,6 @@
           </w:p>
         </w:tc>
         <w:tc>
-          <w:tcPr/>
           <w:p>
             <w:pPr>
               <w:pStyle w:val="Compact"/>
@@ -1336,7 +1313,6 @@
           </w:p>
         </w:tc>
         <w:tc>
-          <w:tcPr/>
           <w:p>
             <w:pPr>
               <w:pStyle w:val="Compact"/>
@@ -1348,7 +1324,6 @@
           </w:p>
         </w:tc>
         <w:tc>
-          <w:tcPr/>
           <w:p>
             <w:pPr>
               <w:pStyle w:val="Compact"/>
@@ -1362,7 +1337,6 @@
       </w:tr>
       <w:tr>
         <w:tc>
-          <w:tcPr/>
           <w:p>
             <w:pPr>
               <w:pStyle w:val="Compact"/>
@@ -1374,7 +1348,6 @@
           </w:p>
         </w:tc>
         <w:tc>
-          <w:tcPr/>
           <w:p>
             <w:pPr>
               <w:pStyle w:val="Compact"/>
@@ -1386,7 +1359,6 @@
           </w:p>
         </w:tc>
         <w:tc>
-          <w:tcPr/>
           <w:p>
             <w:pPr>
               <w:pStyle w:val="Compact"/>
@@ -1398,7 +1370,6 @@
           </w:p>
         </w:tc>
         <w:tc>
-          <w:tcPr/>
           <w:p>
             <w:pPr>
               <w:pStyle w:val="Compact"/>
@@ -1410,7 +1381,6 @@
           </w:p>
         </w:tc>
         <w:tc>
-          <w:tcPr/>
           <w:p>
             <w:pPr>
               <w:pStyle w:val="Compact"/>
@@ -1422,7 +1392,6 @@
           </w:p>
         </w:tc>
         <w:tc>
-          <w:tcPr/>
           <w:p>
             <w:pPr>
               <w:pStyle w:val="Compact"/>
@@ -1435,15 +1404,15 @@
         </w:tc>
       </w:tr>
     </w:tbl>
-    <w:bookmarkEnd w:id="22"/>
-    <w:bookmarkStart w:id="23" w:name="a2---digital-arithmetic-dsp-hardware"/>
     <w:p>
       <w:pPr>
         <w:pStyle w:val="Heading2"/>
       </w:pPr>
+      <w:bookmarkStart w:id="24" w:name="a2---digital-arithmetic-dsp-hardware"/>
       <w:r>
         <w:t xml:space="preserve">A2 - Digital Arithmetic &amp; DSP Hardware</w:t>
       </w:r>
+      <w:bookmarkEnd w:id="24"/>
     </w:p>
     <w:p>
       <w:pPr>
@@ -1451,7 +1420,6 @@
       </w:pPr>
       <w:r>
         <w:rPr>
-          <w:bCs/>
           <w:b/>
         </w:rPr>
         <w:t xml:space="preserve">Mục tiêu:</w:t>
@@ -1469,7 +1437,6 @@
       </w:pPr>
       <w:r>
         <w:rPr>
-          <w:bCs/>
           <w:b/>
         </w:rPr>
         <w:t xml:space="preserve">Điều kiện nền:</w:t>
@@ -1487,7 +1454,6 @@
       </w:pPr>
       <w:r>
         <w:rPr>
-          <w:bCs/>
           <w:b/>
         </w:rPr>
         <w:t xml:space="preserve">Công cụ gợi ý:</w:t>
@@ -1502,9 +1468,8 @@
     <w:tbl>
       <w:tblPr>
         <w:tblStyle w:val="Table"/>
-        <w:tblW w:type="pct" w:w="5000"/>
-        <w:tblLook w:firstRow="1" w:lastRow="0" w:firstColumn="0" w:lastColumn="0" w:noHBand="0" w:noVBand="0" w:val="0020"/>
-        <w:jc w:val="start"/>
+        <w:tblW w:type="pct" w:w="4999.999999999999"/>
+        <w:tblLook w:firstRow="1"/>
       </w:tblPr>
       <w:tblGrid>
         <w:gridCol w:w="1320"/>
@@ -1516,10 +1481,15 @@
       </w:tblGrid>
       <w:tr>
         <w:trPr>
-          <w:tblHeader w:val="true"/>
+          <w:cnfStyle w:firstRow="1"/>
         </w:trPr>
         <w:tc>
-          <w:tcPr/>
+          <w:tcPr>
+            <w:tcBorders>
+              <w:bottom w:val="single"/>
+            </w:tcBorders>
+            <w:vAlign w:val="bottom"/>
+          </w:tcPr>
           <w:p>
             <w:pPr>
               <w:pStyle w:val="Compact"/>
@@ -1531,7 +1501,12 @@
           </w:p>
         </w:tc>
         <w:tc>
-          <w:tcPr/>
+          <w:tcPr>
+            <w:tcBorders>
+              <w:bottom w:val="single"/>
+            </w:tcBorders>
+            <w:vAlign w:val="bottom"/>
+          </w:tcPr>
           <w:p>
             <w:pPr>
               <w:pStyle w:val="Compact"/>
@@ -1543,7 +1518,12 @@
           </w:p>
         </w:tc>
         <w:tc>
-          <w:tcPr/>
+          <w:tcPr>
+            <w:tcBorders>
+              <w:bottom w:val="single"/>
+            </w:tcBorders>
+            <w:vAlign w:val="bottom"/>
+          </w:tcPr>
           <w:p>
             <w:pPr>
               <w:pStyle w:val="Compact"/>
@@ -1555,7 +1535,12 @@
           </w:p>
         </w:tc>
         <w:tc>
-          <w:tcPr/>
+          <w:tcPr>
+            <w:tcBorders>
+              <w:bottom w:val="single"/>
+            </w:tcBorders>
+            <w:vAlign w:val="bottom"/>
+          </w:tcPr>
           <w:p>
             <w:pPr>
               <w:pStyle w:val="Compact"/>
@@ -1567,7 +1552,12 @@
           </w:p>
         </w:tc>
         <w:tc>
-          <w:tcPr/>
+          <w:tcPr>
+            <w:tcBorders>
+              <w:bottom w:val="single"/>
+            </w:tcBorders>
+            <w:vAlign w:val="bottom"/>
+          </w:tcPr>
           <w:p>
             <w:pPr>
               <w:pStyle w:val="Compact"/>
@@ -1579,7 +1569,12 @@
           </w:p>
         </w:tc>
         <w:tc>
-          <w:tcPr/>
+          <w:tcPr>
+            <w:tcBorders>
+              <w:bottom w:val="single"/>
+            </w:tcBorders>
+            <w:vAlign w:val="bottom"/>
+          </w:tcPr>
           <w:p>
             <w:pPr>
               <w:pStyle w:val="Compact"/>
@@ -1593,7 +1588,6 @@
       </w:tr>
       <w:tr>
         <w:tc>
-          <w:tcPr/>
           <w:p>
             <w:pPr>
               <w:pStyle w:val="Compact"/>
@@ -1605,7 +1599,6 @@
           </w:p>
         </w:tc>
         <w:tc>
-          <w:tcPr/>
           <w:p>
             <w:pPr>
               <w:pStyle w:val="Compact"/>
@@ -1617,7 +1610,6 @@
           </w:p>
         </w:tc>
         <w:tc>
-          <w:tcPr/>
           <w:p>
             <w:pPr>
               <w:pStyle w:val="Compact"/>
@@ -1629,7 +1621,6 @@
           </w:p>
         </w:tc>
         <w:tc>
-          <w:tcPr/>
           <w:p>
             <w:pPr>
               <w:pStyle w:val="Compact"/>
@@ -1641,7 +1632,6 @@
           </w:p>
         </w:tc>
         <w:tc>
-          <w:tcPr/>
           <w:p>
             <w:pPr>
               <w:pStyle w:val="Compact"/>
@@ -1653,7 +1643,6 @@
           </w:p>
         </w:tc>
         <w:tc>
-          <w:tcPr/>
           <w:p>
             <w:pPr>
               <w:pStyle w:val="Compact"/>
@@ -1667,7 +1656,6 @@
       </w:tr>
       <w:tr>
         <w:tc>
-          <w:tcPr/>
           <w:p>
             <w:pPr>
               <w:pStyle w:val="Compact"/>
@@ -1679,7 +1667,6 @@
           </w:p>
         </w:tc>
         <w:tc>
-          <w:tcPr/>
           <w:p>
             <w:pPr>
               <w:pStyle w:val="Compact"/>
@@ -1691,7 +1678,6 @@
           </w:p>
         </w:tc>
         <w:tc>
-          <w:tcPr/>
           <w:p>
             <w:pPr>
               <w:pStyle w:val="Compact"/>
@@ -1703,7 +1689,6 @@
           </w:p>
         </w:tc>
         <w:tc>
-          <w:tcPr/>
           <w:p>
             <w:pPr>
               <w:pStyle w:val="Compact"/>
@@ -1715,7 +1700,6 @@
           </w:p>
         </w:tc>
         <w:tc>
-          <w:tcPr/>
           <w:p>
             <w:pPr>
               <w:pStyle w:val="Compact"/>
@@ -1727,7 +1711,6 @@
           </w:p>
         </w:tc>
         <w:tc>
-          <w:tcPr/>
           <w:p>
             <w:pPr>
               <w:pStyle w:val="Compact"/>
@@ -1741,7 +1724,6 @@
       </w:tr>
       <w:tr>
         <w:tc>
-          <w:tcPr/>
           <w:p>
             <w:pPr>
               <w:pStyle w:val="Compact"/>
@@ -1753,7 +1735,6 @@
           </w:p>
         </w:tc>
         <w:tc>
-          <w:tcPr/>
           <w:p>
             <w:pPr>
               <w:pStyle w:val="Compact"/>
@@ -1765,7 +1746,6 @@
           </w:p>
         </w:tc>
         <w:tc>
-          <w:tcPr/>
           <w:p>
             <w:pPr>
               <w:pStyle w:val="Compact"/>
@@ -1777,7 +1757,6 @@
           </w:p>
         </w:tc>
         <w:tc>
-          <w:tcPr/>
           <w:p>
             <w:pPr>
               <w:pStyle w:val="Compact"/>
@@ -1789,7 +1768,6 @@
           </w:p>
         </w:tc>
         <w:tc>
-          <w:tcPr/>
           <w:p>
             <w:pPr>
               <w:pStyle w:val="Compact"/>
@@ -1801,7 +1779,6 @@
           </w:p>
         </w:tc>
         <w:tc>
-          <w:tcPr/>
           <w:p>
             <w:pPr>
               <w:pStyle w:val="Compact"/>
@@ -1815,7 +1792,6 @@
       </w:tr>
       <w:tr>
         <w:tc>
-          <w:tcPr/>
           <w:p>
             <w:pPr>
               <w:pStyle w:val="Compact"/>
@@ -1827,7 +1803,6 @@
           </w:p>
         </w:tc>
         <w:tc>
-          <w:tcPr/>
           <w:p>
             <w:pPr>
               <w:pStyle w:val="Compact"/>
@@ -1839,7 +1814,6 @@
           </w:p>
         </w:tc>
         <w:tc>
-          <w:tcPr/>
           <w:p>
             <w:pPr>
               <w:pStyle w:val="Compact"/>
@@ -1851,7 +1825,6 @@
           </w:p>
         </w:tc>
         <w:tc>
-          <w:tcPr/>
           <w:p>
             <w:pPr>
               <w:pStyle w:val="Compact"/>
@@ -1863,7 +1836,6 @@
           </w:p>
         </w:tc>
         <w:tc>
-          <w:tcPr/>
           <w:p>
             <w:pPr>
               <w:pStyle w:val="Compact"/>
@@ -1875,7 +1847,6 @@
           </w:p>
         </w:tc>
         <w:tc>
-          <w:tcPr/>
           <w:p>
             <w:pPr>
               <w:pStyle w:val="Compact"/>
@@ -1888,15 +1859,15 @@
         </w:tc>
       </w:tr>
     </w:tbl>
-    <w:bookmarkEnd w:id="23"/>
-    <w:bookmarkStart w:id="24" w:name="a3---fpga-system-design"/>
     <w:p>
       <w:pPr>
         <w:pStyle w:val="Heading2"/>
       </w:pPr>
+      <w:bookmarkStart w:id="25" w:name="a3---fpga-system-design"/>
       <w:r>
         <w:t xml:space="preserve">A3 - FPGA System Design</w:t>
       </w:r>
+      <w:bookmarkEnd w:id="25"/>
     </w:p>
     <w:p>
       <w:pPr>
@@ -1904,7 +1875,6 @@
       </w:pPr>
       <w:r>
         <w:rPr>
-          <w:bCs/>
           <w:b/>
         </w:rPr>
         <w:t xml:space="preserve">Mục tiêu:</w:t>
@@ -1922,7 +1892,6 @@
       </w:pPr>
       <w:r>
         <w:rPr>
-          <w:bCs/>
           <w:b/>
         </w:rPr>
         <w:t xml:space="preserve">Điều kiện nền:</w:t>
@@ -1940,7 +1909,6 @@
       </w:pPr>
       <w:r>
         <w:rPr>
-          <w:bCs/>
           <w:b/>
         </w:rPr>
         <w:t xml:space="preserve">Công cụ gợi ý:</w:t>
@@ -1955,9 +1923,8 @@
     <w:tbl>
       <w:tblPr>
         <w:tblStyle w:val="Table"/>
-        <w:tblW w:type="pct" w:w="5000"/>
-        <w:tblLook w:firstRow="1" w:lastRow="0" w:firstColumn="0" w:lastColumn="0" w:noHBand="0" w:noVBand="0" w:val="0020"/>
-        <w:jc w:val="start"/>
+        <w:tblW w:type="pct" w:w="4999.999999999999"/>
+        <w:tblLook w:firstRow="1"/>
       </w:tblPr>
       <w:tblGrid>
         <w:gridCol w:w="1320"/>
@@ -1969,10 +1936,15 @@
       </w:tblGrid>
       <w:tr>
         <w:trPr>
-          <w:tblHeader w:val="true"/>
+          <w:cnfStyle w:firstRow="1"/>
         </w:trPr>
         <w:tc>
-          <w:tcPr/>
+          <w:tcPr>
+            <w:tcBorders>
+              <w:bottom w:val="single"/>
+            </w:tcBorders>
+            <w:vAlign w:val="bottom"/>
+          </w:tcPr>
           <w:p>
             <w:pPr>
               <w:pStyle w:val="Compact"/>
@@ -1984,7 +1956,12 @@
           </w:p>
         </w:tc>
         <w:tc>
-          <w:tcPr/>
+          <w:tcPr>
+            <w:tcBorders>
+              <w:bottom w:val="single"/>
+            </w:tcBorders>
+            <w:vAlign w:val="bottom"/>
+          </w:tcPr>
           <w:p>
             <w:pPr>
               <w:pStyle w:val="Compact"/>
@@ -1996,7 +1973,12 @@
           </w:p>
         </w:tc>
         <w:tc>
-          <w:tcPr/>
+          <w:tcPr>
+            <w:tcBorders>
+              <w:bottom w:val="single"/>
+            </w:tcBorders>
+            <w:vAlign w:val="bottom"/>
+          </w:tcPr>
           <w:p>
             <w:pPr>
               <w:pStyle w:val="Compact"/>
@@ -2008,7 +1990,12 @@
           </w:p>
         </w:tc>
         <w:tc>
-          <w:tcPr/>
+          <w:tcPr>
+            <w:tcBorders>
+              <w:bottom w:val="single"/>
+            </w:tcBorders>
+            <w:vAlign w:val="bottom"/>
+          </w:tcPr>
           <w:p>
             <w:pPr>
               <w:pStyle w:val="Compact"/>
@@ -2020,7 +2007,12 @@
           </w:p>
         </w:tc>
         <w:tc>
-          <w:tcPr/>
+          <w:tcPr>
+            <w:tcBorders>
+              <w:bottom w:val="single"/>
+            </w:tcBorders>
+            <w:vAlign w:val="bottom"/>
+          </w:tcPr>
           <w:p>
             <w:pPr>
               <w:pStyle w:val="Compact"/>
@@ -2032,7 +2024,12 @@
           </w:p>
         </w:tc>
         <w:tc>
-          <w:tcPr/>
+          <w:tcPr>
+            <w:tcBorders>
+              <w:bottom w:val="single"/>
+            </w:tcBorders>
+            <w:vAlign w:val="bottom"/>
+          </w:tcPr>
           <w:p>
             <w:pPr>
               <w:pStyle w:val="Compact"/>
@@ -2046,7 +2043,6 @@
       </w:tr>
       <w:tr>
         <w:tc>
-          <w:tcPr/>
           <w:p>
             <w:pPr>
               <w:pStyle w:val="Compact"/>
@@ -2058,7 +2054,6 @@
           </w:p>
         </w:tc>
         <w:tc>
-          <w:tcPr/>
           <w:p>
             <w:pPr>
               <w:pStyle w:val="Compact"/>
@@ -2070,7 +2065,6 @@
           </w:p>
         </w:tc>
         <w:tc>
-          <w:tcPr/>
           <w:p>
             <w:pPr>
               <w:pStyle w:val="Compact"/>
@@ -2082,7 +2076,6 @@
           </w:p>
         </w:tc>
         <w:tc>
-          <w:tcPr/>
           <w:p>
             <w:pPr>
               <w:pStyle w:val="Compact"/>
@@ -2094,7 +2087,6 @@
           </w:p>
         </w:tc>
         <w:tc>
-          <w:tcPr/>
           <w:p>
             <w:pPr>
               <w:pStyle w:val="Compact"/>
@@ -2106,7 +2098,6 @@
           </w:p>
         </w:tc>
         <w:tc>
-          <w:tcPr/>
           <w:p>
             <w:pPr>
               <w:pStyle w:val="Compact"/>
@@ -2120,7 +2111,6 @@
       </w:tr>
       <w:tr>
         <w:tc>
-          <w:tcPr/>
           <w:p>
             <w:pPr>
               <w:pStyle w:val="Compact"/>
@@ -2132,7 +2122,6 @@
           </w:p>
         </w:tc>
         <w:tc>
-          <w:tcPr/>
           <w:p>
             <w:pPr>
               <w:pStyle w:val="Compact"/>
@@ -2144,7 +2133,6 @@
           </w:p>
         </w:tc>
         <w:tc>
-          <w:tcPr/>
           <w:p>
             <w:pPr>
               <w:pStyle w:val="Compact"/>
@@ -2156,7 +2144,6 @@
           </w:p>
         </w:tc>
         <w:tc>
-          <w:tcPr/>
           <w:p>
             <w:pPr>
               <w:pStyle w:val="Compact"/>
@@ -2168,7 +2155,6 @@
           </w:p>
         </w:tc>
         <w:tc>
-          <w:tcPr/>
           <w:p>
             <w:pPr>
               <w:pStyle w:val="Compact"/>
@@ -2180,7 +2166,6 @@
           </w:p>
         </w:tc>
         <w:tc>
-          <w:tcPr/>
           <w:p>
             <w:pPr>
               <w:pStyle w:val="Compact"/>
@@ -2194,7 +2179,6 @@
       </w:tr>
       <w:tr>
         <w:tc>
-          <w:tcPr/>
           <w:p>
             <w:pPr>
               <w:pStyle w:val="Compact"/>
@@ -2206,7 +2190,6 @@
           </w:p>
         </w:tc>
         <w:tc>
-          <w:tcPr/>
           <w:p>
             <w:pPr>
               <w:pStyle w:val="Compact"/>
@@ -2218,7 +2201,6 @@
           </w:p>
         </w:tc>
         <w:tc>
-          <w:tcPr/>
           <w:p>
             <w:pPr>
               <w:pStyle w:val="Compact"/>
@@ -2230,7 +2212,6 @@
           </w:p>
         </w:tc>
         <w:tc>
-          <w:tcPr/>
           <w:p>
             <w:pPr>
               <w:pStyle w:val="Compact"/>
@@ -2242,7 +2223,6 @@
           </w:p>
         </w:tc>
         <w:tc>
-          <w:tcPr/>
           <w:p>
             <w:pPr>
               <w:pStyle w:val="Compact"/>
@@ -2254,7 +2234,6 @@
           </w:p>
         </w:tc>
         <w:tc>
-          <w:tcPr/>
           <w:p>
             <w:pPr>
               <w:pStyle w:val="Compact"/>
@@ -2267,15 +2246,15 @@
         </w:tc>
       </w:tr>
     </w:tbl>
-    <w:bookmarkEnd w:id="24"/>
-    <w:bookmarkStart w:id="25" w:name="a4---asic-design-physical-implementation"/>
     <w:p>
       <w:pPr>
         <w:pStyle w:val="Heading2"/>
       </w:pPr>
+      <w:bookmarkStart w:id="26" w:name="a4---asic-design-physical-implementation"/>
       <w:r>
         <w:t xml:space="preserve">A4 - ASIC Design &amp; Physical Implementation</w:t>
       </w:r>
+      <w:bookmarkEnd w:id="26"/>
     </w:p>
     <w:p>
       <w:pPr>
@@ -2283,7 +2262,6 @@
       </w:pPr>
       <w:r>
         <w:rPr>
-          <w:bCs/>
           <w:b/>
         </w:rPr>
         <w:t xml:space="preserve">Mục tiêu:</w:t>
@@ -2301,7 +2279,6 @@
       </w:pPr>
       <w:r>
         <w:rPr>
-          <w:bCs/>
           <w:b/>
         </w:rPr>
         <w:t xml:space="preserve">Điều kiện nền:</w:t>
@@ -2319,7 +2296,6 @@
       </w:pPr>
       <w:r>
         <w:rPr>
-          <w:bCs/>
           <w:b/>
         </w:rPr>
         <w:t xml:space="preserve">Công cụ gợi ý:</w:t>
@@ -2334,9 +2310,8 @@
     <w:tbl>
       <w:tblPr>
         <w:tblStyle w:val="Table"/>
-        <w:tblW w:type="pct" w:w="5000"/>
-        <w:tblLook w:firstRow="1" w:lastRow="0" w:firstColumn="0" w:lastColumn="0" w:noHBand="0" w:noVBand="0" w:val="0020"/>
-        <w:jc w:val="start"/>
+        <w:tblW w:type="pct" w:w="4999.999999999999"/>
+        <w:tblLook w:firstRow="1"/>
       </w:tblPr>
       <w:tblGrid>
         <w:gridCol w:w="1320"/>
@@ -2348,10 +2323,15 @@
       </w:tblGrid>
       <w:tr>
         <w:trPr>
-          <w:tblHeader w:val="true"/>
+          <w:cnfStyle w:firstRow="1"/>
         </w:trPr>
         <w:tc>
-          <w:tcPr/>
+          <w:tcPr>
+            <w:tcBorders>
+              <w:bottom w:val="single"/>
+            </w:tcBorders>
+            <w:vAlign w:val="bottom"/>
+          </w:tcPr>
           <w:p>
             <w:pPr>
               <w:pStyle w:val="Compact"/>
@@ -2363,7 +2343,12 @@
           </w:p>
         </w:tc>
         <w:tc>
-          <w:tcPr/>
+          <w:tcPr>
+            <w:tcBorders>
+              <w:bottom w:val="single"/>
+            </w:tcBorders>
+            <w:vAlign w:val="bottom"/>
+          </w:tcPr>
           <w:p>
             <w:pPr>
               <w:pStyle w:val="Compact"/>
@@ -2375,7 +2360,12 @@
           </w:p>
         </w:tc>
         <w:tc>
-          <w:tcPr/>
+          <w:tcPr>
+            <w:tcBorders>
+              <w:bottom w:val="single"/>
+            </w:tcBorders>
+            <w:vAlign w:val="bottom"/>
+          </w:tcPr>
           <w:p>
             <w:pPr>
               <w:pStyle w:val="Compact"/>
@@ -2387,7 +2377,12 @@
           </w:p>
         </w:tc>
         <w:tc>
-          <w:tcPr/>
+          <w:tcPr>
+            <w:tcBorders>
+              <w:bottom w:val="single"/>
+            </w:tcBorders>
+            <w:vAlign w:val="bottom"/>
+          </w:tcPr>
           <w:p>
             <w:pPr>
               <w:pStyle w:val="Compact"/>
@@ -2399,7 +2394,12 @@
           </w:p>
         </w:tc>
         <w:tc>
-          <w:tcPr/>
+          <w:tcPr>
+            <w:tcBorders>
+              <w:bottom w:val="single"/>
+            </w:tcBorders>
+            <w:vAlign w:val="bottom"/>
+          </w:tcPr>
           <w:p>
             <w:pPr>
               <w:pStyle w:val="Compact"/>
@@ -2411,7 +2411,12 @@
           </w:p>
         </w:tc>
         <w:tc>
-          <w:tcPr/>
+          <w:tcPr>
+            <w:tcBorders>
+              <w:bottom w:val="single"/>
+            </w:tcBorders>
+            <w:vAlign w:val="bottom"/>
+          </w:tcPr>
           <w:p>
             <w:pPr>
               <w:pStyle w:val="Compact"/>
@@ -2425,7 +2430,6 @@
       </w:tr>
       <w:tr>
         <w:tc>
-          <w:tcPr/>
           <w:p>
             <w:pPr>
               <w:pStyle w:val="Compact"/>
@@ -2437,7 +2441,6 @@
           </w:p>
         </w:tc>
         <w:tc>
-          <w:tcPr/>
           <w:p>
             <w:pPr>
               <w:pStyle w:val="Compact"/>
@@ -2449,7 +2452,6 @@
           </w:p>
         </w:tc>
         <w:tc>
-          <w:tcPr/>
           <w:p>
             <w:pPr>
               <w:pStyle w:val="Compact"/>
@@ -2461,7 +2463,6 @@
           </w:p>
         </w:tc>
         <w:tc>
-          <w:tcPr/>
           <w:p>
             <w:pPr>
               <w:pStyle w:val="Compact"/>
@@ -2473,7 +2474,6 @@
           </w:p>
         </w:tc>
         <w:tc>
-          <w:tcPr/>
           <w:p>
             <w:pPr>
               <w:pStyle w:val="Compact"/>
@@ -2485,7 +2485,6 @@
           </w:p>
         </w:tc>
         <w:tc>
-          <w:tcPr/>
           <w:p>
             <w:pPr>
               <w:pStyle w:val="Compact"/>
@@ -2499,7 +2498,6 @@
       </w:tr>
       <w:tr>
         <w:tc>
-          <w:tcPr/>
           <w:p>
             <w:pPr>
               <w:pStyle w:val="Compact"/>
@@ -2511,7 +2509,6 @@
           </w:p>
         </w:tc>
         <w:tc>
-          <w:tcPr/>
           <w:p>
             <w:pPr>
               <w:pStyle w:val="Compact"/>
@@ -2523,7 +2520,6 @@
           </w:p>
         </w:tc>
         <w:tc>
-          <w:tcPr/>
           <w:p>
             <w:pPr>
               <w:pStyle w:val="Compact"/>
@@ -2535,7 +2531,6 @@
           </w:p>
         </w:tc>
         <w:tc>
-          <w:tcPr/>
           <w:p>
             <w:pPr>
               <w:pStyle w:val="Compact"/>
@@ -2547,7 +2542,6 @@
           </w:p>
         </w:tc>
         <w:tc>
-          <w:tcPr/>
           <w:p>
             <w:pPr>
               <w:pStyle w:val="Compact"/>
@@ -2559,7 +2553,6 @@
           </w:p>
         </w:tc>
         <w:tc>
-          <w:tcPr/>
           <w:p>
             <w:pPr>
               <w:pStyle w:val="Compact"/>
@@ -2572,15 +2565,15 @@
         </w:tc>
       </w:tr>
     </w:tbl>
-    <w:bookmarkEnd w:id="25"/>
-    <w:bookmarkStart w:id="26" w:name="Xd82dee846f077e80d9f8273dbc7f4ade1efada1"/>
     <w:p>
       <w:pPr>
         <w:pStyle w:val="Heading2"/>
       </w:pPr>
+      <w:bookmarkStart w:id="27" w:name="Xd82dee846f077e80d9f8273dbc7f4ade1efada1"/>
       <w:r>
         <w:t xml:space="preserve">A5 - Verification, EDA &amp; Reproducible Hardware Development</w:t>
       </w:r>
+      <w:bookmarkEnd w:id="27"/>
     </w:p>
     <w:p>
       <w:pPr>
@@ -2588,7 +2581,6 @@
       </w:pPr>
       <w:r>
         <w:rPr>
-          <w:bCs/>
           <w:b/>
         </w:rPr>
         <w:t xml:space="preserve">Mục tiêu:</w:t>
@@ -2606,7 +2598,6 @@
       </w:pPr>
       <w:r>
         <w:rPr>
-          <w:bCs/>
           <w:b/>
         </w:rPr>
         <w:t xml:space="preserve">Điều kiện nền:</w:t>
@@ -2624,7 +2615,6 @@
       </w:pPr>
       <w:r>
         <w:rPr>
-          <w:bCs/>
           <w:b/>
         </w:rPr>
         <w:t xml:space="preserve">Công cụ gợi ý:</w:t>
@@ -2639,9 +2629,8 @@
     <w:tbl>
       <w:tblPr>
         <w:tblStyle w:val="Table"/>
-        <w:tblW w:type="pct" w:w="5000"/>
-        <w:tblLook w:firstRow="1" w:lastRow="0" w:firstColumn="0" w:lastColumn="0" w:noHBand="0" w:noVBand="0" w:val="0020"/>
-        <w:jc w:val="start"/>
+        <w:tblW w:type="pct" w:w="4999.999999999999"/>
+        <w:tblLook w:firstRow="1"/>
       </w:tblPr>
       <w:tblGrid>
         <w:gridCol w:w="1320"/>
@@ -2653,10 +2642,15 @@
       </w:tblGrid>
       <w:tr>
         <w:trPr>
-          <w:tblHeader w:val="true"/>
+          <w:cnfStyle w:firstRow="1"/>
         </w:trPr>
         <w:tc>
-          <w:tcPr/>
+          <w:tcPr>
+            <w:tcBorders>
+              <w:bottom w:val="single"/>
+            </w:tcBorders>
+            <w:vAlign w:val="bottom"/>
+          </w:tcPr>
           <w:p>
             <w:pPr>
               <w:pStyle w:val="Compact"/>
@@ -2668,7 +2662,12 @@
           </w:p>
         </w:tc>
         <w:tc>
-          <w:tcPr/>
+          <w:tcPr>
+            <w:tcBorders>
+              <w:bottom w:val="single"/>
+            </w:tcBorders>
+            <w:vAlign w:val="bottom"/>
+          </w:tcPr>
           <w:p>
             <w:pPr>
               <w:pStyle w:val="Compact"/>
@@ -2680,7 +2679,12 @@
           </w:p>
         </w:tc>
         <w:tc>
-          <w:tcPr/>
+          <w:tcPr>
+            <w:tcBorders>
+              <w:bottom w:val="single"/>
+            </w:tcBorders>
+            <w:vAlign w:val="bottom"/>
+          </w:tcPr>
           <w:p>
             <w:pPr>
               <w:pStyle w:val="Compact"/>
@@ -2692,7 +2696,12 @@
           </w:p>
         </w:tc>
         <w:tc>
-          <w:tcPr/>
+          <w:tcPr>
+            <w:tcBorders>
+              <w:bottom w:val="single"/>
+            </w:tcBorders>
+            <w:vAlign w:val="bottom"/>
+          </w:tcPr>
           <w:p>
             <w:pPr>
               <w:pStyle w:val="Compact"/>
@@ -2704,7 +2713,12 @@
           </w:p>
         </w:tc>
         <w:tc>
-          <w:tcPr/>
+          <w:tcPr>
+            <w:tcBorders>
+              <w:bottom w:val="single"/>
+            </w:tcBorders>
+            <w:vAlign w:val="bottom"/>
+          </w:tcPr>
           <w:p>
             <w:pPr>
               <w:pStyle w:val="Compact"/>
@@ -2716,7 +2730,12 @@
           </w:p>
         </w:tc>
         <w:tc>
-          <w:tcPr/>
+          <w:tcPr>
+            <w:tcBorders>
+              <w:bottom w:val="single"/>
+            </w:tcBorders>
+            <w:vAlign w:val="bottom"/>
+          </w:tcPr>
           <w:p>
             <w:pPr>
               <w:pStyle w:val="Compact"/>
@@ -2730,7 +2749,6 @@
       </w:tr>
       <w:tr>
         <w:tc>
-          <w:tcPr/>
           <w:p>
             <w:pPr>
               <w:pStyle w:val="Compact"/>
@@ -2742,7 +2760,6 @@
           </w:p>
         </w:tc>
         <w:tc>
-          <w:tcPr/>
           <w:p>
             <w:pPr>
               <w:pStyle w:val="Compact"/>
@@ -2754,7 +2771,6 @@
           </w:p>
         </w:tc>
         <w:tc>
-          <w:tcPr/>
           <w:p>
             <w:pPr>
               <w:pStyle w:val="Compact"/>
@@ -2766,7 +2782,6 @@
           </w:p>
         </w:tc>
         <w:tc>
-          <w:tcPr/>
           <w:p>
             <w:pPr>
               <w:pStyle w:val="Compact"/>
@@ -2778,7 +2793,6 @@
           </w:p>
         </w:tc>
         <w:tc>
-          <w:tcPr/>
           <w:p>
             <w:pPr>
               <w:pStyle w:val="Compact"/>
@@ -2790,7 +2804,6 @@
           </w:p>
         </w:tc>
         <w:tc>
-          <w:tcPr/>
           <w:p>
             <w:pPr>
               <w:pStyle w:val="Compact"/>
@@ -2804,7 +2817,6 @@
       </w:tr>
       <w:tr>
         <w:tc>
-          <w:tcPr/>
           <w:p>
             <w:pPr>
               <w:pStyle w:val="Compact"/>
@@ -2816,7 +2828,6 @@
           </w:p>
         </w:tc>
         <w:tc>
-          <w:tcPr/>
           <w:p>
             <w:pPr>
               <w:pStyle w:val="Compact"/>
@@ -2828,7 +2839,6 @@
           </w:p>
         </w:tc>
         <w:tc>
-          <w:tcPr/>
           <w:p>
             <w:pPr>
               <w:pStyle w:val="Compact"/>
@@ -2840,7 +2850,6 @@
           </w:p>
         </w:tc>
         <w:tc>
-          <w:tcPr/>
           <w:p>
             <w:pPr>
               <w:pStyle w:val="Compact"/>
@@ -2852,7 +2861,6 @@
           </w:p>
         </w:tc>
         <w:tc>
-          <w:tcPr/>
           <w:p>
             <w:pPr>
               <w:pStyle w:val="Compact"/>
@@ -2864,7 +2872,6 @@
           </w:p>
         </w:tc>
         <w:tc>
-          <w:tcPr/>
           <w:p>
             <w:pPr>
               <w:pStyle w:val="Compact"/>
@@ -2877,15 +2884,15 @@
         </w:tc>
       </w:tr>
     </w:tbl>
-    <w:bookmarkEnd w:id="26"/>
-    <w:bookmarkStart w:id="27" w:name="a6---embedded-systems-soc-integration"/>
     <w:p>
       <w:pPr>
         <w:pStyle w:val="Heading2"/>
       </w:pPr>
+      <w:bookmarkStart w:id="28" w:name="a6---embedded-systems-soc-integration"/>
       <w:r>
         <w:t xml:space="preserve">A6 - Embedded Systems &amp; SoC Integration</w:t>
       </w:r>
+      <w:bookmarkEnd w:id="28"/>
     </w:p>
     <w:p>
       <w:pPr>
@@ -2893,7 +2900,6 @@
       </w:pPr>
       <w:r>
         <w:rPr>
-          <w:bCs/>
           <w:b/>
         </w:rPr>
         <w:t xml:space="preserve">Mục tiêu:</w:t>
@@ -2911,7 +2917,6 @@
       </w:pPr>
       <w:r>
         <w:rPr>
-          <w:bCs/>
           <w:b/>
         </w:rPr>
         <w:t xml:space="preserve">Điều kiện nền:</w:t>
@@ -2929,7 +2934,6 @@
       </w:pPr>
       <w:r>
         <w:rPr>
-          <w:bCs/>
           <w:b/>
         </w:rPr>
         <w:t xml:space="preserve">Công cụ gợi ý:</w:t>
@@ -2944,9 +2948,8 @@
     <w:tbl>
       <w:tblPr>
         <w:tblStyle w:val="Table"/>
-        <w:tblW w:type="pct" w:w="5000"/>
-        <w:tblLook w:firstRow="1" w:lastRow="0" w:firstColumn="0" w:lastColumn="0" w:noHBand="0" w:noVBand="0" w:val="0020"/>
-        <w:jc w:val="start"/>
+        <w:tblW w:type="pct" w:w="4999.999999999999"/>
+        <w:tblLook w:firstRow="1"/>
       </w:tblPr>
       <w:tblGrid>
         <w:gridCol w:w="1320"/>
@@ -2958,10 +2961,15 @@
       </w:tblGrid>
       <w:tr>
         <w:trPr>
-          <w:tblHeader w:val="true"/>
+          <w:cnfStyle w:firstRow="1"/>
         </w:trPr>
         <w:tc>
-          <w:tcPr/>
+          <w:tcPr>
+            <w:tcBorders>
+              <w:bottom w:val="single"/>
+            </w:tcBorders>
+            <w:vAlign w:val="bottom"/>
+          </w:tcPr>
           <w:p>
             <w:pPr>
               <w:pStyle w:val="Compact"/>
@@ -2973,7 +2981,12 @@
           </w:p>
         </w:tc>
         <w:tc>
-          <w:tcPr/>
+          <w:tcPr>
+            <w:tcBorders>
+              <w:bottom w:val="single"/>
+            </w:tcBorders>
+            <w:vAlign w:val="bottom"/>
+          </w:tcPr>
           <w:p>
             <w:pPr>
               <w:pStyle w:val="Compact"/>
@@ -2985,7 +2998,12 @@
           </w:p>
         </w:tc>
         <w:tc>
-          <w:tcPr/>
+          <w:tcPr>
+            <w:tcBorders>
+              <w:bottom w:val="single"/>
+            </w:tcBorders>
+            <w:vAlign w:val="bottom"/>
+          </w:tcPr>
           <w:p>
             <w:pPr>
               <w:pStyle w:val="Compact"/>
@@ -2997,7 +3015,12 @@
           </w:p>
         </w:tc>
         <w:tc>
-          <w:tcPr/>
+          <w:tcPr>
+            <w:tcBorders>
+              <w:bottom w:val="single"/>
+            </w:tcBorders>
+            <w:vAlign w:val="bottom"/>
+          </w:tcPr>
           <w:p>
             <w:pPr>
               <w:pStyle w:val="Compact"/>
@@ -3009,7 +3032,12 @@
           </w:p>
         </w:tc>
         <w:tc>
-          <w:tcPr/>
+          <w:tcPr>
+            <w:tcBorders>
+              <w:bottom w:val="single"/>
+            </w:tcBorders>
+            <w:vAlign w:val="bottom"/>
+          </w:tcPr>
           <w:p>
             <w:pPr>
               <w:pStyle w:val="Compact"/>
@@ -3021,7 +3049,12 @@
           </w:p>
         </w:tc>
         <w:tc>
-          <w:tcPr/>
+          <w:tcPr>
+            <w:tcBorders>
+              <w:bottom w:val="single"/>
+            </w:tcBorders>
+            <w:vAlign w:val="bottom"/>
+          </w:tcPr>
           <w:p>
             <w:pPr>
               <w:pStyle w:val="Compact"/>
@@ -3035,7 +3068,6 @@
       </w:tr>
       <w:tr>
         <w:tc>
-          <w:tcPr/>
           <w:p>
             <w:pPr>
               <w:pStyle w:val="Compact"/>
@@ -3047,7 +3079,6 @@
           </w:p>
         </w:tc>
         <w:tc>
-          <w:tcPr/>
           <w:p>
             <w:pPr>
               <w:pStyle w:val="Compact"/>
@@ -3059,7 +3090,6 @@
           </w:p>
         </w:tc>
         <w:tc>
-          <w:tcPr/>
           <w:p>
             <w:pPr>
               <w:pStyle w:val="Compact"/>
@@ -3071,7 +3101,6 @@
           </w:p>
         </w:tc>
         <w:tc>
-          <w:tcPr/>
           <w:p>
             <w:pPr>
               <w:pStyle w:val="Compact"/>
@@ -3083,7 +3112,6 @@
           </w:p>
         </w:tc>
         <w:tc>
-          <w:tcPr/>
           <w:p>
             <w:pPr>
               <w:pStyle w:val="Compact"/>
@@ -3095,7 +3123,6 @@
           </w:p>
         </w:tc>
         <w:tc>
-          <w:tcPr/>
           <w:p>
             <w:pPr>
               <w:pStyle w:val="Compact"/>
@@ -3109,7 +3136,6 @@
       </w:tr>
       <w:tr>
         <w:tc>
-          <w:tcPr/>
           <w:p>
             <w:pPr>
               <w:pStyle w:val="Compact"/>
@@ -3121,7 +3147,6 @@
           </w:p>
         </w:tc>
         <w:tc>
-          <w:tcPr/>
           <w:p>
             <w:pPr>
               <w:pStyle w:val="Compact"/>
@@ -3133,7 +3158,6 @@
           </w:p>
         </w:tc>
         <w:tc>
-          <w:tcPr/>
           <w:p>
             <w:pPr>
               <w:pStyle w:val="Compact"/>
@@ -3145,7 +3169,6 @@
           </w:p>
         </w:tc>
         <w:tc>
-          <w:tcPr/>
           <w:p>
             <w:pPr>
               <w:pStyle w:val="Compact"/>
@@ -3157,7 +3180,6 @@
           </w:p>
         </w:tc>
         <w:tc>
-          <w:tcPr/>
           <w:p>
             <w:pPr>
               <w:pStyle w:val="Compact"/>
@@ -3169,7 +3191,6 @@
           </w:p>
         </w:tc>
         <w:tc>
-          <w:tcPr/>
           <w:p>
             <w:pPr>
               <w:pStyle w:val="Compact"/>
@@ -3183,7 +3204,6 @@
       </w:tr>
       <w:tr>
         <w:tc>
-          <w:tcPr/>
           <w:p>
             <w:pPr>
               <w:pStyle w:val="Compact"/>
@@ -3195,7 +3215,6 @@
           </w:p>
         </w:tc>
         <w:tc>
-          <w:tcPr/>
           <w:p>
             <w:pPr>
               <w:pStyle w:val="Compact"/>
@@ -3207,7 +3226,6 @@
           </w:p>
         </w:tc>
         <w:tc>
-          <w:tcPr/>
           <w:p>
             <w:pPr>
               <w:pStyle w:val="Compact"/>
@@ -3219,7 +3237,6 @@
           </w:p>
         </w:tc>
         <w:tc>
-          <w:tcPr/>
           <w:p>
             <w:pPr>
               <w:pStyle w:val="Compact"/>
@@ -3231,7 +3248,6 @@
           </w:p>
         </w:tc>
         <w:tc>
-          <w:tcPr/>
           <w:p>
             <w:pPr>
               <w:pStyle w:val="Compact"/>
@@ -3243,7 +3259,6 @@
           </w:p>
         </w:tc>
         <w:tc>
-          <w:tcPr/>
           <w:p>
             <w:pPr>
               <w:pStyle w:val="Compact"/>
@@ -3257,7 +3272,6 @@
       </w:tr>
       <w:tr>
         <w:tc>
-          <w:tcPr/>
           <w:p>
             <w:pPr>
               <w:pStyle w:val="Compact"/>
@@ -3269,7 +3283,6 @@
           </w:p>
         </w:tc>
         <w:tc>
-          <w:tcPr/>
           <w:p>
             <w:pPr>
               <w:pStyle w:val="Compact"/>
@@ -3281,7 +3294,6 @@
           </w:p>
         </w:tc>
         <w:tc>
-          <w:tcPr/>
           <w:p>
             <w:pPr>
               <w:pStyle w:val="Compact"/>
@@ -3293,7 +3305,6 @@
           </w:p>
         </w:tc>
         <w:tc>
-          <w:tcPr/>
           <w:p>
             <w:pPr>
               <w:pStyle w:val="Compact"/>
@@ -3305,7 +3316,6 @@
           </w:p>
         </w:tc>
         <w:tc>
-          <w:tcPr/>
           <w:p>
             <w:pPr>
               <w:pStyle w:val="Compact"/>
@@ -3317,7 +3327,6 @@
           </w:p>
         </w:tc>
         <w:tc>
-          <w:tcPr/>
           <w:p>
             <w:pPr>
               <w:pStyle w:val="Compact"/>
@@ -3330,15 +3339,15 @@
         </w:tc>
       </w:tr>
     </w:tbl>
-    <w:bookmarkEnd w:id="27"/>
-    <w:bookmarkStart w:id="28" w:name="a7---iot-systems-edge-intelligence"/>
     <w:p>
       <w:pPr>
         <w:pStyle w:val="Heading2"/>
       </w:pPr>
+      <w:bookmarkStart w:id="29" w:name="a7---iot-systems-edge-intelligence"/>
       <w:r>
         <w:t xml:space="preserve">A7 - IoT Systems &amp; Edge Intelligence</w:t>
       </w:r>
+      <w:bookmarkEnd w:id="29"/>
     </w:p>
     <w:p>
       <w:pPr>
@@ -3346,7 +3355,6 @@
       </w:pPr>
       <w:r>
         <w:rPr>
-          <w:bCs/>
           <w:b/>
         </w:rPr>
         <w:t xml:space="preserve">Mục tiêu:</w:t>
@@ -3364,7 +3372,6 @@
       </w:pPr>
       <w:r>
         <w:rPr>
-          <w:bCs/>
           <w:b/>
         </w:rPr>
         <w:t xml:space="preserve">Điều kiện nền:</w:t>
@@ -3382,7 +3389,6 @@
       </w:pPr>
       <w:r>
         <w:rPr>
-          <w:bCs/>
           <w:b/>
         </w:rPr>
         <w:t xml:space="preserve">Công cụ gợi ý:</w:t>
@@ -3397,9 +3403,8 @@
     <w:tbl>
       <w:tblPr>
         <w:tblStyle w:val="Table"/>
-        <w:tblW w:type="pct" w:w="5000"/>
-        <w:tblLook w:firstRow="1" w:lastRow="0" w:firstColumn="0" w:lastColumn="0" w:noHBand="0" w:noVBand="0" w:val="0020"/>
-        <w:jc w:val="start"/>
+        <w:tblW w:type="pct" w:w="4999.999999999999"/>
+        <w:tblLook w:firstRow="1"/>
       </w:tblPr>
       <w:tblGrid>
         <w:gridCol w:w="1320"/>
@@ -3411,10 +3416,15 @@
       </w:tblGrid>
       <w:tr>
         <w:trPr>
-          <w:tblHeader w:val="true"/>
+          <w:cnfStyle w:firstRow="1"/>
         </w:trPr>
         <w:tc>
-          <w:tcPr/>
+          <w:tcPr>
+            <w:tcBorders>
+              <w:bottom w:val="single"/>
+            </w:tcBorders>
+            <w:vAlign w:val="bottom"/>
+          </w:tcPr>
           <w:p>
             <w:pPr>
               <w:pStyle w:val="Compact"/>
@@ -3426,7 +3436,12 @@
           </w:p>
         </w:tc>
         <w:tc>
-          <w:tcPr/>
+          <w:tcPr>
+            <w:tcBorders>
+              <w:bottom w:val="single"/>
+            </w:tcBorders>
+            <w:vAlign w:val="bottom"/>
+          </w:tcPr>
           <w:p>
             <w:pPr>
               <w:pStyle w:val="Compact"/>
@@ -3438,7 +3453,12 @@
           </w:p>
         </w:tc>
         <w:tc>
-          <w:tcPr/>
+          <w:tcPr>
+            <w:tcBorders>
+              <w:bottom w:val="single"/>
+            </w:tcBorders>
+            <w:vAlign w:val="bottom"/>
+          </w:tcPr>
           <w:p>
             <w:pPr>
               <w:pStyle w:val="Compact"/>
@@ -3450,7 +3470,12 @@
           </w:p>
         </w:tc>
         <w:tc>
-          <w:tcPr/>
+          <w:tcPr>
+            <w:tcBorders>
+              <w:bottom w:val="single"/>
+            </w:tcBorders>
+            <w:vAlign w:val="bottom"/>
+          </w:tcPr>
           <w:p>
             <w:pPr>
               <w:pStyle w:val="Compact"/>
@@ -3462,7 +3487,12 @@
           </w:p>
         </w:tc>
         <w:tc>
-          <w:tcPr/>
+          <w:tcPr>
+            <w:tcBorders>
+              <w:bottom w:val="single"/>
+            </w:tcBorders>
+            <w:vAlign w:val="bottom"/>
+          </w:tcPr>
           <w:p>
             <w:pPr>
               <w:pStyle w:val="Compact"/>
@@ -3474,7 +3504,12 @@
           </w:p>
         </w:tc>
         <w:tc>
-          <w:tcPr/>
+          <w:tcPr>
+            <w:tcBorders>
+              <w:bottom w:val="single"/>
+            </w:tcBorders>
+            <w:vAlign w:val="bottom"/>
+          </w:tcPr>
           <w:p>
             <w:pPr>
               <w:pStyle w:val="Compact"/>
@@ -3488,7 +3523,6 @@
       </w:tr>
       <w:tr>
         <w:tc>
-          <w:tcPr/>
           <w:p>
             <w:pPr>
               <w:pStyle w:val="Compact"/>
@@ -3500,7 +3534,6 @@
           </w:p>
         </w:tc>
         <w:tc>
-          <w:tcPr/>
           <w:p>
             <w:pPr>
               <w:pStyle w:val="Compact"/>
@@ -3512,7 +3545,6 @@
           </w:p>
         </w:tc>
         <w:tc>
-          <w:tcPr/>
           <w:p>
             <w:pPr>
               <w:pStyle w:val="Compact"/>
@@ -3524,7 +3556,6 @@
           </w:p>
         </w:tc>
         <w:tc>
-          <w:tcPr/>
           <w:p>
             <w:pPr>
               <w:pStyle w:val="Compact"/>
@@ -3536,7 +3567,6 @@
           </w:p>
         </w:tc>
         <w:tc>
-          <w:tcPr/>
           <w:p>
             <w:pPr>
               <w:pStyle w:val="Compact"/>
@@ -3548,7 +3578,6 @@
           </w:p>
         </w:tc>
         <w:tc>
-          <w:tcPr/>
           <w:p>
             <w:pPr>
               <w:pStyle w:val="Compact"/>
@@ -3562,7 +3591,6 @@
       </w:tr>
       <w:tr>
         <w:tc>
-          <w:tcPr/>
           <w:p>
             <w:pPr>
               <w:pStyle w:val="Compact"/>
@@ -3574,7 +3602,6 @@
           </w:p>
         </w:tc>
         <w:tc>
-          <w:tcPr/>
           <w:p>
             <w:pPr>
               <w:pStyle w:val="Compact"/>
@@ -3586,7 +3613,6 @@
           </w:p>
         </w:tc>
         <w:tc>
-          <w:tcPr/>
           <w:p>
             <w:pPr>
               <w:pStyle w:val="Compact"/>
@@ -3598,7 +3624,6 @@
           </w:p>
         </w:tc>
         <w:tc>
-          <w:tcPr/>
           <w:p>
             <w:pPr>
               <w:pStyle w:val="Compact"/>
@@ -3610,7 +3635,6 @@
           </w:p>
         </w:tc>
         <w:tc>
-          <w:tcPr/>
           <w:p>
             <w:pPr>
               <w:pStyle w:val="Compact"/>
@@ -3622,7 +3646,6 @@
           </w:p>
         </w:tc>
         <w:tc>
-          <w:tcPr/>
           <w:p>
             <w:pPr>
               <w:pStyle w:val="Compact"/>
@@ -3636,7 +3659,6 @@
       </w:tr>
       <w:tr>
         <w:tc>
-          <w:tcPr/>
           <w:p>
             <w:pPr>
               <w:pStyle w:val="Compact"/>
@@ -3648,7 +3670,6 @@
           </w:p>
         </w:tc>
         <w:tc>
-          <w:tcPr/>
           <w:p>
             <w:pPr>
               <w:pStyle w:val="Compact"/>
@@ -3660,7 +3681,6 @@
           </w:p>
         </w:tc>
         <w:tc>
-          <w:tcPr/>
           <w:p>
             <w:pPr>
               <w:pStyle w:val="Compact"/>
@@ -3672,7 +3692,6 @@
           </w:p>
         </w:tc>
         <w:tc>
-          <w:tcPr/>
           <w:p>
             <w:pPr>
               <w:pStyle w:val="Compact"/>
@@ -3684,7 +3703,6 @@
           </w:p>
         </w:tc>
         <w:tc>
-          <w:tcPr/>
           <w:p>
             <w:pPr>
               <w:pStyle w:val="Compact"/>
@@ -3696,7 +3714,6 @@
           </w:p>
         </w:tc>
         <w:tc>
-          <w:tcPr/>
           <w:p>
             <w:pPr>
               <w:pStyle w:val="Compact"/>
@@ -3710,7 +3727,6 @@
       </w:tr>
       <w:tr>
         <w:tc>
-          <w:tcPr/>
           <w:p>
             <w:pPr>
               <w:pStyle w:val="Compact"/>
@@ -3722,7 +3738,6 @@
           </w:p>
         </w:tc>
         <w:tc>
-          <w:tcPr/>
           <w:p>
             <w:pPr>
               <w:pStyle w:val="Compact"/>
@@ -3734,7 +3749,6 @@
           </w:p>
         </w:tc>
         <w:tc>
-          <w:tcPr/>
           <w:p>
             <w:pPr>
               <w:pStyle w:val="Compact"/>
@@ -3746,7 +3760,6 @@
           </w:p>
         </w:tc>
         <w:tc>
-          <w:tcPr/>
           <w:p>
             <w:pPr>
               <w:pStyle w:val="Compact"/>
@@ -3758,7 +3771,6 @@
           </w:p>
         </w:tc>
         <w:tc>
-          <w:tcPr/>
           <w:p>
             <w:pPr>
               <w:pStyle w:val="Compact"/>
@@ -3770,7 +3782,6 @@
           </w:p>
         </w:tc>
         <w:tc>
-          <w:tcPr/>
           <w:p>
             <w:pPr>
               <w:pStyle w:val="Compact"/>
@@ -3783,15 +3794,15 @@
         </w:tc>
       </w:tr>
     </w:tbl>
-    <w:bookmarkEnd w:id="28"/>
-    <w:bookmarkStart w:id="29" w:name="X7c0473348600bb6a6b68f5bef3d3b546014760c"/>
     <w:p>
       <w:pPr>
         <w:pStyle w:val="Heading2"/>
       </w:pPr>
+      <w:bookmarkStart w:id="30" w:name="X7c0473348600bb6a6b68f5bef3d3b546014760c"/>
       <w:r>
         <w:t xml:space="preserve">B0 - Polar Fundamentals &amp; Software Baseline</w:t>
       </w:r>
+      <w:bookmarkEnd w:id="30"/>
     </w:p>
     <w:p>
       <w:pPr>
@@ -3799,7 +3810,6 @@
       </w:pPr>
       <w:r>
         <w:rPr>
-          <w:bCs/>
           <w:b/>
         </w:rPr>
         <w:t xml:space="preserve">Mục tiêu:</w:t>
@@ -3817,7 +3827,6 @@
       </w:pPr>
       <w:r>
         <w:rPr>
-          <w:bCs/>
           <w:b/>
         </w:rPr>
         <w:t xml:space="preserve">Điều kiện nền:</w:t>
@@ -3835,7 +3844,6 @@
       </w:pPr>
       <w:r>
         <w:rPr>
-          <w:bCs/>
           <w:b/>
         </w:rPr>
         <w:t xml:space="preserve">Công cụ gợi ý:</w:t>
@@ -3850,9 +3858,8 @@
     <w:tbl>
       <w:tblPr>
         <w:tblStyle w:val="Table"/>
-        <w:tblW w:type="pct" w:w="5000"/>
-        <w:tblLook w:firstRow="1" w:lastRow="0" w:firstColumn="0" w:lastColumn="0" w:noHBand="0" w:noVBand="0" w:val="0020"/>
-        <w:jc w:val="start"/>
+        <w:tblW w:type="pct" w:w="4999.999999999999"/>
+        <w:tblLook w:firstRow="1"/>
       </w:tblPr>
       <w:tblGrid>
         <w:gridCol w:w="1320"/>
@@ -3864,10 +3871,15 @@
       </w:tblGrid>
       <w:tr>
         <w:trPr>
-          <w:tblHeader w:val="true"/>
+          <w:cnfStyle w:firstRow="1"/>
         </w:trPr>
         <w:tc>
-          <w:tcPr/>
+          <w:tcPr>
+            <w:tcBorders>
+              <w:bottom w:val="single"/>
+            </w:tcBorders>
+            <w:vAlign w:val="bottom"/>
+          </w:tcPr>
           <w:p>
             <w:pPr>
               <w:pStyle w:val="Compact"/>
@@ -3879,7 +3891,12 @@
           </w:p>
         </w:tc>
         <w:tc>
-          <w:tcPr/>
+          <w:tcPr>
+            <w:tcBorders>
+              <w:bottom w:val="single"/>
+            </w:tcBorders>
+            <w:vAlign w:val="bottom"/>
+          </w:tcPr>
           <w:p>
             <w:pPr>
               <w:pStyle w:val="Compact"/>
@@ -3891,7 +3908,12 @@
           </w:p>
         </w:tc>
         <w:tc>
-          <w:tcPr/>
+          <w:tcPr>
+            <w:tcBorders>
+              <w:bottom w:val="single"/>
+            </w:tcBorders>
+            <w:vAlign w:val="bottom"/>
+          </w:tcPr>
           <w:p>
             <w:pPr>
               <w:pStyle w:val="Compact"/>
@@ -3903,7 +3925,12 @@
           </w:p>
         </w:tc>
         <w:tc>
-          <w:tcPr/>
+          <w:tcPr>
+            <w:tcBorders>
+              <w:bottom w:val="single"/>
+            </w:tcBorders>
+            <w:vAlign w:val="bottom"/>
+          </w:tcPr>
           <w:p>
             <w:pPr>
               <w:pStyle w:val="Compact"/>
@@ -3915,7 +3942,12 @@
           </w:p>
         </w:tc>
         <w:tc>
-          <w:tcPr/>
+          <w:tcPr>
+            <w:tcBorders>
+              <w:bottom w:val="single"/>
+            </w:tcBorders>
+            <w:vAlign w:val="bottom"/>
+          </w:tcPr>
           <w:p>
             <w:pPr>
               <w:pStyle w:val="Compact"/>
@@ -3927,7 +3959,12 @@
           </w:p>
         </w:tc>
         <w:tc>
-          <w:tcPr/>
+          <w:tcPr>
+            <w:tcBorders>
+              <w:bottom w:val="single"/>
+            </w:tcBorders>
+            <w:vAlign w:val="bottom"/>
+          </w:tcPr>
           <w:p>
             <w:pPr>
               <w:pStyle w:val="Compact"/>
@@ -3941,7 +3978,6 @@
       </w:tr>
       <w:tr>
         <w:tc>
-          <w:tcPr/>
           <w:p>
             <w:pPr>
               <w:pStyle w:val="Compact"/>
@@ -3953,7 +3989,6 @@
           </w:p>
         </w:tc>
         <w:tc>
-          <w:tcPr/>
           <w:p>
             <w:pPr>
               <w:pStyle w:val="Compact"/>
@@ -3965,7 +4000,6 @@
           </w:p>
         </w:tc>
         <w:tc>
-          <w:tcPr/>
           <w:p>
             <w:pPr>
               <w:pStyle w:val="Compact"/>
@@ -3977,7 +4011,6 @@
           </w:p>
         </w:tc>
         <w:tc>
-          <w:tcPr/>
           <w:p>
             <w:pPr>
               <w:pStyle w:val="Compact"/>
@@ -3989,7 +4022,6 @@
           </w:p>
         </w:tc>
         <w:tc>
-          <w:tcPr/>
           <w:p>
             <w:pPr>
               <w:pStyle w:val="Compact"/>
@@ -4001,7 +4033,6 @@
           </w:p>
         </w:tc>
         <w:tc>
-          <w:tcPr/>
           <w:p>
             <w:pPr>
               <w:pStyle w:val="Compact"/>
@@ -4015,7 +4046,6 @@
       </w:tr>
       <w:tr>
         <w:tc>
-          <w:tcPr/>
           <w:p>
             <w:pPr>
               <w:pStyle w:val="Compact"/>
@@ -4027,7 +4057,6 @@
           </w:p>
         </w:tc>
         <w:tc>
-          <w:tcPr/>
           <w:p>
             <w:pPr>
               <w:pStyle w:val="Compact"/>
@@ -4039,7 +4068,6 @@
           </w:p>
         </w:tc>
         <w:tc>
-          <w:tcPr/>
           <w:p>
             <w:pPr>
               <w:pStyle w:val="Compact"/>
@@ -4051,7 +4079,6 @@
           </w:p>
         </w:tc>
         <w:tc>
-          <w:tcPr/>
           <w:p>
             <w:pPr>
               <w:pStyle w:val="Compact"/>
@@ -4063,7 +4090,6 @@
           </w:p>
         </w:tc>
         <w:tc>
-          <w:tcPr/>
           <w:p>
             <w:pPr>
               <w:pStyle w:val="Compact"/>
@@ -4075,7 +4101,6 @@
           </w:p>
         </w:tc>
         <w:tc>
-          <w:tcPr/>
           <w:p>
             <w:pPr>
               <w:pStyle w:val="Compact"/>
@@ -4089,7 +4114,6 @@
       </w:tr>
       <w:tr>
         <w:tc>
-          <w:tcPr/>
           <w:p>
             <w:pPr>
               <w:pStyle w:val="Compact"/>
@@ -4101,7 +4125,6 @@
           </w:p>
         </w:tc>
         <w:tc>
-          <w:tcPr/>
           <w:p>
             <w:pPr>
               <w:pStyle w:val="Compact"/>
@@ -4113,7 +4136,6 @@
           </w:p>
         </w:tc>
         <w:tc>
-          <w:tcPr/>
           <w:p>
             <w:pPr>
               <w:pStyle w:val="Compact"/>
@@ -4125,7 +4147,6 @@
           </w:p>
         </w:tc>
         <w:tc>
-          <w:tcPr/>
           <w:p>
             <w:pPr>
               <w:pStyle w:val="Compact"/>
@@ -4137,7 +4158,6 @@
           </w:p>
         </w:tc>
         <w:tc>
-          <w:tcPr/>
           <w:p>
             <w:pPr>
               <w:pStyle w:val="Compact"/>
@@ -4149,7 +4169,6 @@
           </w:p>
         </w:tc>
         <w:tc>
-          <w:tcPr/>
           <w:p>
             <w:pPr>
               <w:pStyle w:val="Compact"/>
@@ -4162,15 +4181,15 @@
         </w:tc>
       </w:tr>
     </w:tbl>
-    <w:bookmarkEnd w:id="29"/>
-    <w:bookmarkStart w:id="30" w:name="b1---polar-hardware-building-blocks"/>
     <w:p>
       <w:pPr>
         <w:pStyle w:val="Heading2"/>
       </w:pPr>
+      <w:bookmarkStart w:id="31" w:name="b1---polar-hardware-building-blocks"/>
       <w:r>
         <w:t xml:space="preserve">B1 - Polar Hardware Building Blocks</w:t>
       </w:r>
+      <w:bookmarkEnd w:id="31"/>
     </w:p>
     <w:p>
       <w:pPr>
@@ -4178,7 +4197,6 @@
       </w:pPr>
       <w:r>
         <w:rPr>
-          <w:bCs/>
           <w:b/>
         </w:rPr>
         <w:t xml:space="preserve">Mục tiêu:</w:t>
@@ -4196,7 +4214,6 @@
       </w:pPr>
       <w:r>
         <w:rPr>
-          <w:bCs/>
           <w:b/>
         </w:rPr>
         <w:t xml:space="preserve">Điều kiện nền:</w:t>
@@ -4214,7 +4231,6 @@
       </w:pPr>
       <w:r>
         <w:rPr>
-          <w:bCs/>
           <w:b/>
         </w:rPr>
         <w:t xml:space="preserve">Công cụ gợi ý:</w:t>
@@ -4229,9 +4245,8 @@
     <w:tbl>
       <w:tblPr>
         <w:tblStyle w:val="Table"/>
-        <w:tblW w:type="pct" w:w="5000"/>
-        <w:tblLook w:firstRow="1" w:lastRow="0" w:firstColumn="0" w:lastColumn="0" w:noHBand="0" w:noVBand="0" w:val="0020"/>
-        <w:jc w:val="start"/>
+        <w:tblW w:type="pct" w:w="4999.999999999999"/>
+        <w:tblLook w:firstRow="1"/>
       </w:tblPr>
       <w:tblGrid>
         <w:gridCol w:w="1320"/>
@@ -4243,10 +4258,15 @@
       </w:tblGrid>
       <w:tr>
         <w:trPr>
-          <w:tblHeader w:val="true"/>
+          <w:cnfStyle w:firstRow="1"/>
         </w:trPr>
         <w:tc>
-          <w:tcPr/>
+          <w:tcPr>
+            <w:tcBorders>
+              <w:bottom w:val="single"/>
+            </w:tcBorders>
+            <w:vAlign w:val="bottom"/>
+          </w:tcPr>
           <w:p>
             <w:pPr>
               <w:pStyle w:val="Compact"/>
@@ -4258,7 +4278,12 @@
           </w:p>
         </w:tc>
         <w:tc>
-          <w:tcPr/>
+          <w:tcPr>
+            <w:tcBorders>
+              <w:bottom w:val="single"/>
+            </w:tcBorders>
+            <w:vAlign w:val="bottom"/>
+          </w:tcPr>
           <w:p>
             <w:pPr>
               <w:pStyle w:val="Compact"/>
@@ -4270,7 +4295,12 @@
           </w:p>
         </w:tc>
         <w:tc>
-          <w:tcPr/>
+          <w:tcPr>
+            <w:tcBorders>
+              <w:bottom w:val="single"/>
+            </w:tcBorders>
+            <w:vAlign w:val="bottom"/>
+          </w:tcPr>
           <w:p>
             <w:pPr>
               <w:pStyle w:val="Compact"/>
@@ -4282,7 +4312,12 @@
           </w:p>
         </w:tc>
         <w:tc>
-          <w:tcPr/>
+          <w:tcPr>
+            <w:tcBorders>
+              <w:bottom w:val="single"/>
+            </w:tcBorders>
+            <w:vAlign w:val="bottom"/>
+          </w:tcPr>
           <w:p>
             <w:pPr>
               <w:pStyle w:val="Compact"/>
@@ -4294,7 +4329,12 @@
           </w:p>
         </w:tc>
         <w:tc>
-          <w:tcPr/>
+          <w:tcPr>
+            <w:tcBorders>
+              <w:bottom w:val="single"/>
+            </w:tcBorders>
+            <w:vAlign w:val="bottom"/>
+          </w:tcPr>
           <w:p>
             <w:pPr>
               <w:pStyle w:val="Compact"/>
@@ -4306,7 +4346,12 @@
           </w:p>
         </w:tc>
         <w:tc>
-          <w:tcPr/>
+          <w:tcPr>
+            <w:tcBorders>
+              <w:bottom w:val="single"/>
+            </w:tcBorders>
+            <w:vAlign w:val="bottom"/>
+          </w:tcPr>
           <w:p>
             <w:pPr>
               <w:pStyle w:val="Compact"/>
@@ -4320,7 +4365,6 @@
       </w:tr>
       <w:tr>
         <w:tc>
-          <w:tcPr/>
           <w:p>
             <w:pPr>
               <w:pStyle w:val="Compact"/>
@@ -4332,7 +4376,6 @@
           </w:p>
         </w:tc>
         <w:tc>
-          <w:tcPr/>
           <w:p>
             <w:pPr>
               <w:pStyle w:val="Compact"/>
@@ -4344,7 +4387,6 @@
           </w:p>
         </w:tc>
         <w:tc>
-          <w:tcPr/>
           <w:p>
             <w:pPr>
               <w:pStyle w:val="Compact"/>
@@ -4356,7 +4398,6 @@
           </w:p>
         </w:tc>
         <w:tc>
-          <w:tcPr/>
           <w:p>
             <w:pPr>
               <w:pStyle w:val="Compact"/>
@@ -4368,7 +4409,6 @@
           </w:p>
         </w:tc>
         <w:tc>
-          <w:tcPr/>
           <w:p>
             <w:pPr>
               <w:pStyle w:val="Compact"/>
@@ -4380,7 +4420,6 @@
           </w:p>
         </w:tc>
         <w:tc>
-          <w:tcPr/>
           <w:p>
             <w:pPr>
               <w:pStyle w:val="Compact"/>
@@ -4394,7 +4433,6 @@
       </w:tr>
       <w:tr>
         <w:tc>
-          <w:tcPr/>
           <w:p>
             <w:pPr>
               <w:pStyle w:val="Compact"/>
@@ -4406,7 +4444,6 @@
           </w:p>
         </w:tc>
         <w:tc>
-          <w:tcPr/>
           <w:p>
             <w:pPr>
               <w:pStyle w:val="Compact"/>
@@ -4418,7 +4455,6 @@
           </w:p>
         </w:tc>
         <w:tc>
-          <w:tcPr/>
           <w:p>
             <w:pPr>
               <w:pStyle w:val="Compact"/>
@@ -4430,7 +4466,6 @@
           </w:p>
         </w:tc>
         <w:tc>
-          <w:tcPr/>
           <w:p>
             <w:pPr>
               <w:pStyle w:val="Compact"/>
@@ -4442,7 +4477,6 @@
           </w:p>
         </w:tc>
         <w:tc>
-          <w:tcPr/>
           <w:p>
             <w:pPr>
               <w:pStyle w:val="Compact"/>
@@ -4454,7 +4488,6 @@
           </w:p>
         </w:tc>
         <w:tc>
-          <w:tcPr/>
           <w:p>
             <w:pPr>
               <w:pStyle w:val="Compact"/>
@@ -4468,7 +4501,6 @@
       </w:tr>
       <w:tr>
         <w:tc>
-          <w:tcPr/>
           <w:p>
             <w:pPr>
               <w:pStyle w:val="Compact"/>
@@ -4480,7 +4512,6 @@
           </w:p>
         </w:tc>
         <w:tc>
-          <w:tcPr/>
           <w:p>
             <w:pPr>
               <w:pStyle w:val="Compact"/>
@@ -4492,7 +4523,6 @@
           </w:p>
         </w:tc>
         <w:tc>
-          <w:tcPr/>
           <w:p>
             <w:pPr>
               <w:pStyle w:val="Compact"/>
@@ -4504,7 +4534,6 @@
           </w:p>
         </w:tc>
         <w:tc>
-          <w:tcPr/>
           <w:p>
             <w:pPr>
               <w:pStyle w:val="Compact"/>
@@ -4516,7 +4545,6 @@
           </w:p>
         </w:tc>
         <w:tc>
-          <w:tcPr/>
           <w:p>
             <w:pPr>
               <w:pStyle w:val="Compact"/>
@@ -4528,7 +4556,6 @@
           </w:p>
         </w:tc>
         <w:tc>
-          <w:tcPr/>
           <w:p>
             <w:pPr>
               <w:pStyle w:val="Compact"/>
@@ -4542,7 +4569,6 @@
       </w:tr>
       <w:tr>
         <w:tc>
-          <w:tcPr/>
           <w:p>
             <w:pPr>
               <w:pStyle w:val="Compact"/>
@@ -4554,7 +4580,6 @@
           </w:p>
         </w:tc>
         <w:tc>
-          <w:tcPr/>
           <w:p>
             <w:pPr>
               <w:pStyle w:val="Compact"/>
@@ -4566,7 +4591,6 @@
           </w:p>
         </w:tc>
         <w:tc>
-          <w:tcPr/>
           <w:p>
             <w:pPr>
               <w:pStyle w:val="Compact"/>
@@ -4578,7 +4602,6 @@
           </w:p>
         </w:tc>
         <w:tc>
-          <w:tcPr/>
           <w:p>
             <w:pPr>
               <w:pStyle w:val="Compact"/>
@@ -4590,7 +4613,6 @@
           </w:p>
         </w:tc>
         <w:tc>
-          <w:tcPr/>
           <w:p>
             <w:pPr>
               <w:pStyle w:val="Compact"/>
@@ -4602,7 +4624,6 @@
           </w:p>
         </w:tc>
         <w:tc>
-          <w:tcPr/>
           <w:p>
             <w:pPr>
               <w:pStyle w:val="Compact"/>
@@ -4615,15 +4636,15 @@
         </w:tc>
       </w:tr>
     </w:tbl>
-    <w:bookmarkEnd w:id="30"/>
-    <w:bookmarkStart w:id="31" w:name="X009adb36c1cafc56f93d232e8a5698fbe73765c"/>
     <w:p>
       <w:pPr>
         <w:pStyle w:val="Heading2"/>
       </w:pPr>
+      <w:bookmarkStart w:id="32" w:name="X009adb36c1cafc56f93d232e8a5698fbe73765c"/>
       <w:r>
         <w:t xml:space="preserve">B3 - Hardware-Aware Quantization &amp; Optimization</w:t>
       </w:r>
+      <w:bookmarkEnd w:id="32"/>
     </w:p>
     <w:p>
       <w:pPr>
@@ -4631,7 +4652,6 @@
       </w:pPr>
       <w:r>
         <w:rPr>
-          <w:bCs/>
           <w:b/>
         </w:rPr>
         <w:t xml:space="preserve">Mục tiêu:</w:t>
@@ -4649,7 +4669,6 @@
       </w:pPr>
       <w:r>
         <w:rPr>
-          <w:bCs/>
           <w:b/>
         </w:rPr>
         <w:t xml:space="preserve">Điều kiện nền:</w:t>
@@ -4667,7 +4686,6 @@
       </w:pPr>
       <w:r>
         <w:rPr>
-          <w:bCs/>
           <w:b/>
         </w:rPr>
         <w:t xml:space="preserve">Công cụ gợi ý:</w:t>
@@ -4682,9 +4700,8 @@
     <w:tbl>
       <w:tblPr>
         <w:tblStyle w:val="Table"/>
-        <w:tblW w:type="pct" w:w="5000"/>
-        <w:tblLook w:firstRow="1" w:lastRow="0" w:firstColumn="0" w:lastColumn="0" w:noHBand="0" w:noVBand="0" w:val="0020"/>
-        <w:jc w:val="start"/>
+        <w:tblW w:type="pct" w:w="4999.999999999999"/>
+        <w:tblLook w:firstRow="1"/>
       </w:tblPr>
       <w:tblGrid>
         <w:gridCol w:w="1320"/>
@@ -4696,10 +4713,15 @@
       </w:tblGrid>
       <w:tr>
         <w:trPr>
-          <w:tblHeader w:val="true"/>
+          <w:cnfStyle w:firstRow="1"/>
         </w:trPr>
         <w:tc>
-          <w:tcPr/>
+          <w:tcPr>
+            <w:tcBorders>
+              <w:bottom w:val="single"/>
+            </w:tcBorders>
+            <w:vAlign w:val="bottom"/>
+          </w:tcPr>
           <w:p>
             <w:pPr>
               <w:pStyle w:val="Compact"/>
@@ -4711,7 +4733,12 @@
           </w:p>
         </w:tc>
         <w:tc>
-          <w:tcPr/>
+          <w:tcPr>
+            <w:tcBorders>
+              <w:bottom w:val="single"/>
+            </w:tcBorders>
+            <w:vAlign w:val="bottom"/>
+          </w:tcPr>
           <w:p>
             <w:pPr>
               <w:pStyle w:val="Compact"/>
@@ -4723,7 +4750,12 @@
           </w:p>
         </w:tc>
         <w:tc>
-          <w:tcPr/>
+          <w:tcPr>
+            <w:tcBorders>
+              <w:bottom w:val="single"/>
+            </w:tcBorders>
+            <w:vAlign w:val="bottom"/>
+          </w:tcPr>
           <w:p>
             <w:pPr>
               <w:pStyle w:val="Compact"/>
@@ -4735,7 +4767,12 @@
           </w:p>
         </w:tc>
         <w:tc>
-          <w:tcPr/>
+          <w:tcPr>
+            <w:tcBorders>
+              <w:bottom w:val="single"/>
+            </w:tcBorders>
+            <w:vAlign w:val="bottom"/>
+          </w:tcPr>
           <w:p>
             <w:pPr>
               <w:pStyle w:val="Compact"/>
@@ -4747,7 +4784,12 @@
           </w:p>
         </w:tc>
         <w:tc>
-          <w:tcPr/>
+          <w:tcPr>
+            <w:tcBorders>
+              <w:bottom w:val="single"/>
+            </w:tcBorders>
+            <w:vAlign w:val="bottom"/>
+          </w:tcPr>
           <w:p>
             <w:pPr>
               <w:pStyle w:val="Compact"/>
@@ -4759,7 +4801,12 @@
           </w:p>
         </w:tc>
         <w:tc>
-          <w:tcPr/>
+          <w:tcPr>
+            <w:tcBorders>
+              <w:bottom w:val="single"/>
+            </w:tcBorders>
+            <w:vAlign w:val="bottom"/>
+          </w:tcPr>
           <w:p>
             <w:pPr>
               <w:pStyle w:val="Compact"/>
@@ -4773,7 +4820,6 @@
       </w:tr>
       <w:tr>
         <w:tc>
-          <w:tcPr/>
           <w:p>
             <w:pPr>
               <w:pStyle w:val="Compact"/>
@@ -4785,7 +4831,6 @@
           </w:p>
         </w:tc>
         <w:tc>
-          <w:tcPr/>
           <w:p>
             <w:pPr>
               <w:pStyle w:val="Compact"/>
@@ -4797,7 +4842,6 @@
           </w:p>
         </w:tc>
         <w:tc>
-          <w:tcPr/>
           <w:p>
             <w:pPr>
               <w:pStyle w:val="Compact"/>
@@ -4809,7 +4853,6 @@
           </w:p>
         </w:tc>
         <w:tc>
-          <w:tcPr/>
           <w:p>
             <w:pPr>
               <w:pStyle w:val="Compact"/>
@@ -4821,7 +4864,6 @@
           </w:p>
         </w:tc>
         <w:tc>
-          <w:tcPr/>
           <w:p>
             <w:pPr>
               <w:pStyle w:val="Compact"/>
@@ -4833,7 +4875,6 @@
           </w:p>
         </w:tc>
         <w:tc>
-          <w:tcPr/>
           <w:p>
             <w:pPr>
               <w:pStyle w:val="Compact"/>
@@ -4846,15 +4887,15 @@
         </w:tc>
       </w:tr>
     </w:tbl>
-    <w:bookmarkEnd w:id="31"/>
-    <w:bookmarkStart w:id="32" w:name="b4---sc-flip-reliability-aware-decoding"/>
     <w:p>
       <w:pPr>
         <w:pStyle w:val="Heading2"/>
       </w:pPr>
+      <w:bookmarkStart w:id="33" w:name="b4---sc-flip-reliability-aware-decoding"/>
       <w:r>
         <w:t xml:space="preserve">B4 - SC-Flip &amp; Reliability-Aware Decoding</w:t>
       </w:r>
+      <w:bookmarkEnd w:id="33"/>
     </w:p>
     <w:p>
       <w:pPr>
@@ -4862,7 +4903,6 @@
       </w:pPr>
       <w:r>
         <w:rPr>
-          <w:bCs/>
           <w:b/>
         </w:rPr>
         <w:t xml:space="preserve">Mục tiêu:</w:t>
@@ -4880,7 +4920,6 @@
       </w:pPr>
       <w:r>
         <w:rPr>
-          <w:bCs/>
           <w:b/>
         </w:rPr>
         <w:t xml:space="preserve">Điều kiện nền:</w:t>
@@ -4898,7 +4937,6 @@
       </w:pPr>
       <w:r>
         <w:rPr>
-          <w:bCs/>
           <w:b/>
         </w:rPr>
         <w:t xml:space="preserve">Công cụ gợi ý:</w:t>
@@ -4913,9 +4951,8 @@
     <w:tbl>
       <w:tblPr>
         <w:tblStyle w:val="Table"/>
-        <w:tblW w:type="pct" w:w="5000"/>
-        <w:tblLook w:firstRow="1" w:lastRow="0" w:firstColumn="0" w:lastColumn="0" w:noHBand="0" w:noVBand="0" w:val="0020"/>
-        <w:jc w:val="start"/>
+        <w:tblW w:type="pct" w:w="4999.999999999999"/>
+        <w:tblLook w:firstRow="1"/>
       </w:tblPr>
       <w:tblGrid>
         <w:gridCol w:w="1320"/>
@@ -4927,10 +4964,15 @@
       </w:tblGrid>
       <w:tr>
         <w:trPr>
-          <w:tblHeader w:val="true"/>
+          <w:cnfStyle w:firstRow="1"/>
         </w:trPr>
         <w:tc>
-          <w:tcPr/>
+          <w:tcPr>
+            <w:tcBorders>
+              <w:bottom w:val="single"/>
+            </w:tcBorders>
+            <w:vAlign w:val="bottom"/>
+          </w:tcPr>
           <w:p>
             <w:pPr>
               <w:pStyle w:val="Compact"/>
@@ -4942,7 +4984,12 @@
           </w:p>
         </w:tc>
         <w:tc>
-          <w:tcPr/>
+          <w:tcPr>
+            <w:tcBorders>
+              <w:bottom w:val="single"/>
+            </w:tcBorders>
+            <w:vAlign w:val="bottom"/>
+          </w:tcPr>
           <w:p>
             <w:pPr>
               <w:pStyle w:val="Compact"/>
@@ -4954,7 +5001,12 @@
           </w:p>
         </w:tc>
         <w:tc>
-          <w:tcPr/>
+          <w:tcPr>
+            <w:tcBorders>
+              <w:bottom w:val="single"/>
+            </w:tcBorders>
+            <w:vAlign w:val="bottom"/>
+          </w:tcPr>
           <w:p>
             <w:pPr>
               <w:pStyle w:val="Compact"/>
@@ -4966,7 +5018,12 @@
           </w:p>
         </w:tc>
         <w:tc>
-          <w:tcPr/>
+          <w:tcPr>
+            <w:tcBorders>
+              <w:bottom w:val="single"/>
+            </w:tcBorders>
+            <w:vAlign w:val="bottom"/>
+          </w:tcPr>
           <w:p>
             <w:pPr>
               <w:pStyle w:val="Compact"/>
@@ -4978,7 +5035,12 @@
           </w:p>
         </w:tc>
         <w:tc>
-          <w:tcPr/>
+          <w:tcPr>
+            <w:tcBorders>
+              <w:bottom w:val="single"/>
+            </w:tcBorders>
+            <w:vAlign w:val="bottom"/>
+          </w:tcPr>
           <w:p>
             <w:pPr>
               <w:pStyle w:val="Compact"/>
@@ -4990,7 +5052,12 @@
           </w:p>
         </w:tc>
         <w:tc>
-          <w:tcPr/>
+          <w:tcPr>
+            <w:tcBorders>
+              <w:bottom w:val="single"/>
+            </w:tcBorders>
+            <w:vAlign w:val="bottom"/>
+          </w:tcPr>
           <w:p>
             <w:pPr>
               <w:pStyle w:val="Compact"/>
@@ -5004,7 +5071,6 @@
       </w:tr>
       <w:tr>
         <w:tc>
-          <w:tcPr/>
           <w:p>
             <w:pPr>
               <w:pStyle w:val="Compact"/>
@@ -5016,7 +5082,6 @@
           </w:p>
         </w:tc>
         <w:tc>
-          <w:tcPr/>
           <w:p>
             <w:pPr>
               <w:pStyle w:val="Compact"/>
@@ -5028,7 +5093,6 @@
           </w:p>
         </w:tc>
         <w:tc>
-          <w:tcPr/>
           <w:p>
             <w:pPr>
               <w:pStyle w:val="Compact"/>
@@ -5040,7 +5104,6 @@
           </w:p>
         </w:tc>
         <w:tc>
-          <w:tcPr/>
           <w:p>
             <w:pPr>
               <w:pStyle w:val="Compact"/>
@@ -5052,7 +5115,6 @@
           </w:p>
         </w:tc>
         <w:tc>
-          <w:tcPr/>
           <w:p>
             <w:pPr>
               <w:pStyle w:val="Compact"/>
@@ -5064,7 +5126,6 @@
           </w:p>
         </w:tc>
         <w:tc>
-          <w:tcPr/>
           <w:p>
             <w:pPr>
               <w:pStyle w:val="Compact"/>
@@ -5078,7 +5139,6 @@
       </w:tr>
       <w:tr>
         <w:tc>
-          <w:tcPr/>
           <w:p>
             <w:pPr>
               <w:pStyle w:val="Compact"/>
@@ -5090,7 +5150,6 @@
           </w:p>
         </w:tc>
         <w:tc>
-          <w:tcPr/>
           <w:p>
             <w:pPr>
               <w:pStyle w:val="Compact"/>
@@ -5102,7 +5161,6 @@
           </w:p>
         </w:tc>
         <w:tc>
-          <w:tcPr/>
           <w:p>
             <w:pPr>
               <w:pStyle w:val="Compact"/>
@@ -5114,7 +5172,6 @@
           </w:p>
         </w:tc>
         <w:tc>
-          <w:tcPr/>
           <w:p>
             <w:pPr>
               <w:pStyle w:val="Compact"/>
@@ -5126,7 +5183,6 @@
           </w:p>
         </w:tc>
         <w:tc>
-          <w:tcPr/>
           <w:p>
             <w:pPr>
               <w:pStyle w:val="Compact"/>
@@ -5138,7 +5194,6 @@
           </w:p>
         </w:tc>
         <w:tc>
-          <w:tcPr/>
           <w:p>
             <w:pPr>
               <w:pStyle w:val="Compact"/>
@@ -5151,15 +5206,15 @@
         </w:tc>
       </w:tr>
     </w:tbl>
-    <w:bookmarkEnd w:id="32"/>
-    <w:bookmarkStart w:id="33" w:name="b5---adaptive-polar-decoding"/>
     <w:p>
       <w:pPr>
         <w:pStyle w:val="Heading2"/>
       </w:pPr>
+      <w:bookmarkStart w:id="34" w:name="b5---adaptive-polar-decoding"/>
       <w:r>
         <w:t xml:space="preserve">B5 - Adaptive Polar Decoding</w:t>
       </w:r>
+      <w:bookmarkEnd w:id="34"/>
     </w:p>
     <w:p>
       <w:pPr>
@@ -5167,7 +5222,6 @@
       </w:pPr>
       <w:r>
         <w:rPr>
-          <w:bCs/>
           <w:b/>
         </w:rPr>
         <w:t xml:space="preserve">Mục tiêu:</w:t>
@@ -5185,7 +5239,6 @@
       </w:pPr>
       <w:r>
         <w:rPr>
-          <w:bCs/>
           <w:b/>
         </w:rPr>
         <w:t xml:space="preserve">Điều kiện nền:</w:t>
@@ -5203,7 +5256,6 @@
       </w:pPr>
       <w:r>
         <w:rPr>
-          <w:bCs/>
           <w:b/>
         </w:rPr>
         <w:t xml:space="preserve">Công cụ gợi ý:</w:t>
@@ -5218,9 +5270,8 @@
     <w:tbl>
       <w:tblPr>
         <w:tblStyle w:val="Table"/>
-        <w:tblW w:type="pct" w:w="5000"/>
-        <w:tblLook w:firstRow="1" w:lastRow="0" w:firstColumn="0" w:lastColumn="0" w:noHBand="0" w:noVBand="0" w:val="0020"/>
-        <w:jc w:val="start"/>
+        <w:tblW w:type="pct" w:w="4999.999999999999"/>
+        <w:tblLook w:firstRow="1"/>
       </w:tblPr>
       <w:tblGrid>
         <w:gridCol w:w="1320"/>
@@ -5232,10 +5283,15 @@
       </w:tblGrid>
       <w:tr>
         <w:trPr>
-          <w:tblHeader w:val="true"/>
+          <w:cnfStyle w:firstRow="1"/>
         </w:trPr>
         <w:tc>
-          <w:tcPr/>
+          <w:tcPr>
+            <w:tcBorders>
+              <w:bottom w:val="single"/>
+            </w:tcBorders>
+            <w:vAlign w:val="bottom"/>
+          </w:tcPr>
           <w:p>
             <w:pPr>
               <w:pStyle w:val="Compact"/>
@@ -5247,7 +5303,12 @@
           </w:p>
         </w:tc>
         <w:tc>
-          <w:tcPr/>
+          <w:tcPr>
+            <w:tcBorders>
+              <w:bottom w:val="single"/>
+            </w:tcBorders>
+            <w:vAlign w:val="bottom"/>
+          </w:tcPr>
           <w:p>
             <w:pPr>
               <w:pStyle w:val="Compact"/>
@@ -5259,7 +5320,12 @@
           </w:p>
         </w:tc>
         <w:tc>
-          <w:tcPr/>
+          <w:tcPr>
+            <w:tcBorders>
+              <w:bottom w:val="single"/>
+            </w:tcBorders>
+            <w:vAlign w:val="bottom"/>
+          </w:tcPr>
           <w:p>
             <w:pPr>
               <w:pStyle w:val="Compact"/>
@@ -5271,7 +5337,12 @@
           </w:p>
         </w:tc>
         <w:tc>
-          <w:tcPr/>
+          <w:tcPr>
+            <w:tcBorders>
+              <w:bottom w:val="single"/>
+            </w:tcBorders>
+            <w:vAlign w:val="bottom"/>
+          </w:tcPr>
           <w:p>
             <w:pPr>
               <w:pStyle w:val="Compact"/>
@@ -5283,7 +5354,12 @@
           </w:p>
         </w:tc>
         <w:tc>
-          <w:tcPr/>
+          <w:tcPr>
+            <w:tcBorders>
+              <w:bottom w:val="single"/>
+            </w:tcBorders>
+            <w:vAlign w:val="bottom"/>
+          </w:tcPr>
           <w:p>
             <w:pPr>
               <w:pStyle w:val="Compact"/>
@@ -5295,7 +5371,12 @@
           </w:p>
         </w:tc>
         <w:tc>
-          <w:tcPr/>
+          <w:tcPr>
+            <w:tcBorders>
+              <w:bottom w:val="single"/>
+            </w:tcBorders>
+            <w:vAlign w:val="bottom"/>
+          </w:tcPr>
           <w:p>
             <w:pPr>
               <w:pStyle w:val="Compact"/>
@@ -5309,7 +5390,6 @@
       </w:tr>
       <w:tr>
         <w:tc>
-          <w:tcPr/>
           <w:p>
             <w:pPr>
               <w:pStyle w:val="Compact"/>
@@ -5321,7 +5401,6 @@
           </w:p>
         </w:tc>
         <w:tc>
-          <w:tcPr/>
           <w:p>
             <w:pPr>
               <w:pStyle w:val="Compact"/>
@@ -5333,7 +5412,6 @@
           </w:p>
         </w:tc>
         <w:tc>
-          <w:tcPr/>
           <w:p>
             <w:pPr>
               <w:pStyle w:val="Compact"/>
@@ -5345,7 +5423,6 @@
           </w:p>
         </w:tc>
         <w:tc>
-          <w:tcPr/>
           <w:p>
             <w:pPr>
               <w:pStyle w:val="Compact"/>
@@ -5357,7 +5434,6 @@
           </w:p>
         </w:tc>
         <w:tc>
-          <w:tcPr/>
           <w:p>
             <w:pPr>
               <w:pStyle w:val="Compact"/>
@@ -5369,7 +5445,6 @@
           </w:p>
         </w:tc>
         <w:tc>
-          <w:tcPr/>
           <w:p>
             <w:pPr>
               <w:pStyle w:val="Compact"/>
@@ -5382,15 +5457,15 @@
         </w:tc>
       </w:tr>
     </w:tbl>
-    <w:bookmarkEnd w:id="33"/>
-    <w:bookmarkStart w:id="34" w:name="ab---digital-ic-x-polar"/>
     <w:p>
       <w:pPr>
         <w:pStyle w:val="Heading2"/>
       </w:pPr>
+      <w:bookmarkStart w:id="35" w:name="ab---digital-ic-x-polar"/>
       <w:r>
         <w:t xml:space="preserve">AB - Digital IC x Polar</w:t>
       </w:r>
+      <w:bookmarkEnd w:id="35"/>
     </w:p>
     <w:p>
       <w:pPr>
@@ -5398,7 +5473,6 @@
       </w:pPr>
       <w:r>
         <w:rPr>
-          <w:bCs/>
           <w:b/>
         </w:rPr>
         <w:t xml:space="preserve">Mục tiêu:</w:t>
@@ -5416,7 +5490,6 @@
       </w:pPr>
       <w:r>
         <w:rPr>
-          <w:bCs/>
           <w:b/>
         </w:rPr>
         <w:t xml:space="preserve">Điều kiện nền:</w:t>
@@ -5434,7 +5507,6 @@
       </w:pPr>
       <w:r>
         <w:rPr>
-          <w:bCs/>
           <w:b/>
         </w:rPr>
         <w:t xml:space="preserve">Công cụ gợi ý:</w:t>
@@ -5449,9 +5521,8 @@
     <w:tbl>
       <w:tblPr>
         <w:tblStyle w:val="Table"/>
-        <w:tblW w:type="pct" w:w="5000"/>
-        <w:tblLook w:firstRow="1" w:lastRow="0" w:firstColumn="0" w:lastColumn="0" w:noHBand="0" w:noVBand="0" w:val="0020"/>
-        <w:jc w:val="start"/>
+        <w:tblW w:type="pct" w:w="4999.999999999999"/>
+        <w:tblLook w:firstRow="1"/>
       </w:tblPr>
       <w:tblGrid>
         <w:gridCol w:w="1320"/>
@@ -5463,10 +5534,15 @@
       </w:tblGrid>
       <w:tr>
         <w:trPr>
-          <w:tblHeader w:val="true"/>
+          <w:cnfStyle w:firstRow="1"/>
         </w:trPr>
         <w:tc>
-          <w:tcPr/>
+          <w:tcPr>
+            <w:tcBorders>
+              <w:bottom w:val="single"/>
+            </w:tcBorders>
+            <w:vAlign w:val="bottom"/>
+          </w:tcPr>
           <w:p>
             <w:pPr>
               <w:pStyle w:val="Compact"/>
@@ -5478,7 +5554,12 @@
           </w:p>
         </w:tc>
         <w:tc>
-          <w:tcPr/>
+          <w:tcPr>
+            <w:tcBorders>
+              <w:bottom w:val="single"/>
+            </w:tcBorders>
+            <w:vAlign w:val="bottom"/>
+          </w:tcPr>
           <w:p>
             <w:pPr>
               <w:pStyle w:val="Compact"/>
@@ -5490,7 +5571,12 @@
           </w:p>
         </w:tc>
         <w:tc>
-          <w:tcPr/>
+          <w:tcPr>
+            <w:tcBorders>
+              <w:bottom w:val="single"/>
+            </w:tcBorders>
+            <w:vAlign w:val="bottom"/>
+          </w:tcPr>
           <w:p>
             <w:pPr>
               <w:pStyle w:val="Compact"/>
@@ -5502,7 +5588,12 @@
           </w:p>
         </w:tc>
         <w:tc>
-          <w:tcPr/>
+          <w:tcPr>
+            <w:tcBorders>
+              <w:bottom w:val="single"/>
+            </w:tcBorders>
+            <w:vAlign w:val="bottom"/>
+          </w:tcPr>
           <w:p>
             <w:pPr>
               <w:pStyle w:val="Compact"/>
@@ -5514,7 +5605,12 @@
           </w:p>
         </w:tc>
         <w:tc>
-          <w:tcPr/>
+          <w:tcPr>
+            <w:tcBorders>
+              <w:bottom w:val="single"/>
+            </w:tcBorders>
+            <w:vAlign w:val="bottom"/>
+          </w:tcPr>
           <w:p>
             <w:pPr>
               <w:pStyle w:val="Compact"/>
@@ -5526,7 +5622,12 @@
           </w:p>
         </w:tc>
         <w:tc>
-          <w:tcPr/>
+          <w:tcPr>
+            <w:tcBorders>
+              <w:bottom w:val="single"/>
+            </w:tcBorders>
+            <w:vAlign w:val="bottom"/>
+          </w:tcPr>
           <w:p>
             <w:pPr>
               <w:pStyle w:val="Compact"/>
@@ -5540,7 +5641,6 @@
       </w:tr>
       <w:tr>
         <w:tc>
-          <w:tcPr/>
           <w:p>
             <w:pPr>
               <w:pStyle w:val="Compact"/>
@@ -5552,7 +5652,6 @@
           </w:p>
         </w:tc>
         <w:tc>
-          <w:tcPr/>
           <w:p>
             <w:pPr>
               <w:pStyle w:val="Compact"/>
@@ -5564,7 +5663,6 @@
           </w:p>
         </w:tc>
         <w:tc>
-          <w:tcPr/>
           <w:p>
             <w:pPr>
               <w:pStyle w:val="Compact"/>
@@ -5576,7 +5674,6 @@
           </w:p>
         </w:tc>
         <w:tc>
-          <w:tcPr/>
           <w:p>
             <w:pPr>
               <w:pStyle w:val="Compact"/>
@@ -5588,7 +5685,6 @@
           </w:p>
         </w:tc>
         <w:tc>
-          <w:tcPr/>
           <w:p>
             <w:pPr>
               <w:pStyle w:val="Compact"/>
@@ -5600,7 +5696,6 @@
           </w:p>
         </w:tc>
         <w:tc>
-          <w:tcPr/>
           <w:p>
             <w:pPr>
               <w:pStyle w:val="Compact"/>
@@ -5619,28 +5714,26 @@
       </w:pPr>
       <w:r>
         <w:rPr>
-          <w:iCs/>
           <w:i/>
         </w:rPr>
         <w:t xml:space="preserve">(View rút gọn theo thiết kế: chi tiết scope/extension/MVT xem Master Portfolio hoặc catalog T/R tương ứng.)</w:t>
       </w:r>
     </w:p>
-    <w:bookmarkEnd w:id="34"/>
-    <w:bookmarkStart w:id="35" w:name="điều-kiện-chung-theo-level"/>
     <w:p>
       <w:pPr>
         <w:pStyle w:val="Heading2"/>
       </w:pPr>
+      <w:bookmarkStart w:id="36" w:name="điều-kiện-chung-theo-level"/>
       <w:r>
         <w:t xml:space="preserve">Điều kiện chung theo level</w:t>
       </w:r>
+      <w:bookmarkEnd w:id="36"/>
     </w:p>
     <w:tbl>
       <w:tblPr>
         <w:tblStyle w:val="Table"/>
-        <w:tblW w:type="pct" w:w="5000"/>
-        <w:tblLook w:firstRow="1" w:lastRow="0" w:firstColumn="0" w:lastColumn="0" w:noHBand="0" w:noVBand="0" w:val="0020"/>
-        <w:jc w:val="start"/>
+        <w:tblW w:type="pct" w:w="5000.0"/>
+        <w:tblLook w:firstRow="1"/>
       </w:tblPr>
       <w:tblGrid>
         <w:gridCol w:w="2640"/>
@@ -5649,10 +5742,15 @@
       </w:tblGrid>
       <w:tr>
         <w:trPr>
-          <w:tblHeader w:val="true"/>
+          <w:cnfStyle w:firstRow="1"/>
         </w:trPr>
         <w:tc>
-          <w:tcPr/>
+          <w:tcPr>
+            <w:tcBorders>
+              <w:bottom w:val="single"/>
+            </w:tcBorders>
+            <w:vAlign w:val="bottom"/>
+          </w:tcPr>
           <w:p>
             <w:pPr>
               <w:pStyle w:val="Compact"/>
@@ -5664,7 +5762,12 @@
           </w:p>
         </w:tc>
         <w:tc>
-          <w:tcPr/>
+          <w:tcPr>
+            <w:tcBorders>
+              <w:bottom w:val="single"/>
+            </w:tcBorders>
+            <w:vAlign w:val="bottom"/>
+          </w:tcPr>
           <w:p>
             <w:pPr>
               <w:pStyle w:val="Compact"/>
@@ -5676,7 +5779,12 @@
           </w:p>
         </w:tc>
         <w:tc>
-          <w:tcPr/>
+          <w:tcPr>
+            <w:tcBorders>
+              <w:bottom w:val="single"/>
+            </w:tcBorders>
+            <w:vAlign w:val="bottom"/>
+          </w:tcPr>
           <w:p>
             <w:pPr>
               <w:pStyle w:val="Compact"/>
@@ -5690,7 +5798,6 @@
       </w:tr>
       <w:tr>
         <w:tc>
-          <w:tcPr/>
           <w:p>
             <w:pPr>
               <w:pStyle w:val="Compact"/>
@@ -5702,7 +5809,6 @@
           </w:p>
         </w:tc>
         <w:tc>
-          <w:tcPr/>
           <w:p>
             <w:pPr>
               <w:pStyle w:val="Compact"/>
@@ -5714,7 +5820,6 @@
           </w:p>
         </w:tc>
         <w:tc>
-          <w:tcPr/>
           <w:p>
             <w:pPr>
               <w:pStyle w:val="Compact"/>
@@ -5728,7 +5833,6 @@
       </w:tr>
       <w:tr>
         <w:tc>
-          <w:tcPr/>
           <w:p>
             <w:pPr>
               <w:pStyle w:val="Compact"/>
@@ -5740,7 +5844,6 @@
           </w:p>
         </w:tc>
         <w:tc>
-          <w:tcPr/>
           <w:p>
             <w:pPr>
               <w:pStyle w:val="Compact"/>
@@ -5752,7 +5855,6 @@
           </w:p>
         </w:tc>
         <w:tc>
-          <w:tcPr/>
           <w:p>
             <w:pPr>
               <w:pStyle w:val="Compact"/>
@@ -5766,7 +5868,6 @@
       </w:tr>
       <w:tr>
         <w:tc>
-          <w:tcPr/>
           <w:p>
             <w:pPr>
               <w:pStyle w:val="Compact"/>
@@ -5778,7 +5879,6 @@
           </w:p>
         </w:tc>
         <w:tc>
-          <w:tcPr/>
           <w:p>
             <w:pPr>
               <w:pStyle w:val="Compact"/>
@@ -5790,7 +5890,6 @@
           </w:p>
         </w:tc>
         <w:tc>
-          <w:tcPr/>
           <w:p>
             <w:pPr>
               <w:pStyle w:val="Compact"/>
@@ -5804,7 +5903,6 @@
       </w:tr>
       <w:tr>
         <w:tc>
-          <w:tcPr/>
           <w:p>
             <w:pPr>
               <w:pStyle w:val="Compact"/>
@@ -5816,7 +5914,6 @@
           </w:p>
         </w:tc>
         <w:tc>
-          <w:tcPr/>
           <w:p>
             <w:pPr>
               <w:pStyle w:val="Compact"/>
@@ -5828,7 +5925,6 @@
           </w:p>
         </w:tc>
         <w:tc>
-          <w:tcPr/>
           <w:p>
             <w:pPr>
               <w:pStyle w:val="Compact"/>
@@ -5842,7 +5938,6 @@
       </w:tr>
       <w:tr>
         <w:tc>
-          <w:tcPr/>
           <w:p>
             <w:pPr>
               <w:pStyle w:val="Compact"/>
@@ -5854,7 +5949,6 @@
           </w:p>
         </w:tc>
         <w:tc>
-          <w:tcPr/>
           <w:p>
             <w:pPr>
               <w:pStyle w:val="Compact"/>
@@ -5866,7 +5960,6 @@
           </w:p>
         </w:tc>
         <w:tc>
-          <w:tcPr/>
           <w:p>
             <w:pPr>
               <w:pStyle w:val="Compact"/>
@@ -5880,7 +5973,6 @@
       </w:tr>
       <w:tr>
         <w:tc>
-          <w:tcPr/>
           <w:p>
             <w:pPr>
               <w:pStyle w:val="Compact"/>
@@ -5892,7 +5984,6 @@
           </w:p>
         </w:tc>
         <w:tc>
-          <w:tcPr/>
           <w:p>
             <w:pPr>
               <w:pStyle w:val="Compact"/>
@@ -5904,7 +5995,6 @@
           </w:p>
         </w:tc>
         <w:tc>
-          <w:tcPr/>
           <w:p>
             <w:pPr>
               <w:pStyle w:val="Compact"/>
@@ -5917,8 +6007,6 @@
         </w:tc>
       </w:tr>
     </w:tbl>
-    <w:bookmarkEnd w:id="35"/>
-    <w:bookmarkEnd w:id="36"/>
     <w:sectPr/>
   </w:body>
 </w:document>
@@ -5950,14 +6038,17 @@
 <file path=word/numbering.xml><?xml version="1.0" encoding="utf-8"?>
 <w:numbering xmlns:w="http://schemas.openxmlformats.org/wordprocessingml/2006/main">
   <w:abstractNum w:abstractNumId="990">
-    <w:nsid w:val="A990"/>
+    <w:nsid w:val="2c1ae401"/>
     <w:multiLevelType w:val="multilevel"/>
     <w:lvl w:ilvl="0">
       <w:numFmt w:val="bullet"/>
       <w:lvlText w:val=" "/>
       <w:lvlJc w:val="left"/>
       <w:pPr>
-        <w:ind w:left="720" w:hanging="480"/>
+        <w:tabs>
+          <w:tab w:val="num" w:pos="0"/>
+        </w:tabs>
+        <w:ind w:left="480" w:hanging="480"/>
       </w:pPr>
     </w:lvl>
     <w:lvl w:ilvl="1">
@@ -5965,7 +6056,10 @@
       <w:lvlText w:val=" "/>
       <w:lvlJc w:val="left"/>
       <w:pPr>
-        <w:ind w:left="1440" w:hanging="480"/>
+        <w:tabs>
+          <w:tab w:val="num" w:pos="720"/>
+        </w:tabs>
+        <w:ind w:left="1200" w:hanging="480"/>
       </w:pPr>
     </w:lvl>
     <w:lvl w:ilvl="2">
@@ -5973,7 +6067,10 @@
       <w:lvlText w:val=" "/>
       <w:lvlJc w:val="left"/>
       <w:pPr>
-        <w:ind w:left="2160" w:hanging="480"/>
+        <w:tabs>
+          <w:tab w:val="num" w:pos="1440"/>
+        </w:tabs>
+        <w:ind w:left="1920" w:hanging="480"/>
       </w:pPr>
     </w:lvl>
     <w:lvl w:ilvl="3">
@@ -5981,7 +6078,10 @@
       <w:lvlText w:val=" "/>
       <w:lvlJc w:val="left"/>
       <w:pPr>
-        <w:ind w:left="2880" w:hanging="480"/>
+        <w:tabs>
+          <w:tab w:val="num" w:pos="2160"/>
+        </w:tabs>
+        <w:ind w:left="2640" w:hanging="480"/>
       </w:pPr>
     </w:lvl>
     <w:lvl w:ilvl="4">
@@ -5989,7 +6089,10 @@
       <w:lvlText w:val=" "/>
       <w:lvlJc w:val="left"/>
       <w:pPr>
-        <w:ind w:left="3600" w:hanging="480"/>
+        <w:tabs>
+          <w:tab w:val="num" w:pos="2880"/>
+        </w:tabs>
+        <w:ind w:left="3360" w:hanging="480"/>
       </w:pPr>
     </w:lvl>
     <w:lvl w:ilvl="5">
@@ -5997,7 +6100,10 @@
       <w:lvlText w:val=" "/>
       <w:lvlJc w:val="left"/>
       <w:pPr>
-        <w:ind w:left="4320" w:hanging="480"/>
+        <w:tabs>
+          <w:tab w:val="num" w:pos="3600"/>
+        </w:tabs>
+        <w:ind w:left="4080" w:hanging="480"/>
       </w:pPr>
     </w:lvl>
     <w:lvl w:ilvl="6">
@@ -6005,7 +6111,10 @@
       <w:lvlText w:val=" "/>
       <w:lvlJc w:val="left"/>
       <w:pPr>
-        <w:ind w:left="5040" w:hanging="480"/>
+        <w:tabs>
+          <w:tab w:val="num" w:pos="4320"/>
+        </w:tabs>
+        <w:ind w:left="4800" w:hanging="480"/>
       </w:pPr>
     </w:lvl>
     <w:lvl w:ilvl="7">
@@ -6013,7 +6122,10 @@
       <w:lvlText w:val=" "/>
       <w:lvlJc w:val="left"/>
       <w:pPr>
-        <w:ind w:left="5760" w:hanging="480"/>
+        <w:tabs>
+          <w:tab w:val="num" w:pos="5040"/>
+        </w:tabs>
+        <w:ind w:left="5520" w:hanging="480"/>
       </w:pPr>
     </w:lvl>
     <w:lvl w:ilvl="8">
@@ -6021,19 +6133,25 @@
       <w:lvlText w:val=" "/>
       <w:lvlJc w:val="left"/>
       <w:pPr>
-        <w:ind w:left="6480" w:hanging="480"/>
+        <w:tabs>
+          <w:tab w:val="num" w:pos="5760"/>
+        </w:tabs>
+        <w:ind w:left="6240" w:hanging="480"/>
       </w:pPr>
     </w:lvl>
   </w:abstractNum>
   <w:abstractNum w:abstractNumId="991">
-    <w:nsid w:val="A991"/>
+    <w:nsid w:val="ea454b4c"/>
     <w:multiLevelType w:val="multilevel"/>
     <w:lvl w:ilvl="0">
       <w:numFmt w:val="bullet"/>
       <w:lvlText w:val="•"/>
       <w:lvlJc w:val="left"/>
       <w:pPr>
-        <w:ind w:left="720" w:hanging="480"/>
+        <w:tabs>
+          <w:tab w:val="num" w:pos="0"/>
+        </w:tabs>
+        <w:ind w:left="480" w:hanging="480"/>
       </w:pPr>
     </w:lvl>
     <w:lvl w:ilvl="1">
@@ -6041,7 +6159,10 @@
       <w:lvlText w:val="–"/>
       <w:lvlJc w:val="left"/>
       <w:pPr>
-        <w:ind w:left="1440" w:hanging="480"/>
+        <w:tabs>
+          <w:tab w:val="num" w:pos="720"/>
+        </w:tabs>
+        <w:ind w:left="1200" w:hanging="480"/>
       </w:pPr>
     </w:lvl>
     <w:lvl w:ilvl="2">
@@ -6049,7 +6170,10 @@
       <w:lvlText w:val="•"/>
       <w:lvlJc w:val="left"/>
       <w:pPr>
-        <w:ind w:left="2160" w:hanging="480"/>
+        <w:tabs>
+          <w:tab w:val="num" w:pos="1440"/>
+        </w:tabs>
+        <w:ind w:left="1920" w:hanging="480"/>
       </w:pPr>
     </w:lvl>
     <w:lvl w:ilvl="3">
@@ -6057,7 +6181,10 @@
       <w:lvlText w:val="–"/>
       <w:lvlJc w:val="left"/>
       <w:pPr>
-        <w:ind w:left="2880" w:hanging="480"/>
+        <w:tabs>
+          <w:tab w:val="num" w:pos="2160"/>
+        </w:tabs>
+        <w:ind w:left="2640" w:hanging="480"/>
       </w:pPr>
     </w:lvl>
     <w:lvl w:ilvl="4">
@@ -6065,7 +6192,10 @@
       <w:lvlText w:val="•"/>
       <w:lvlJc w:val="left"/>
       <w:pPr>
-        <w:ind w:left="3600" w:hanging="480"/>
+        <w:tabs>
+          <w:tab w:val="num" w:pos="2880"/>
+        </w:tabs>
+        <w:ind w:left="3360" w:hanging="480"/>
       </w:pPr>
     </w:lvl>
     <w:lvl w:ilvl="5">
@@ -6073,7 +6203,10 @@
       <w:lvlText w:val="–"/>
       <w:lvlJc w:val="left"/>
       <w:pPr>
-        <w:ind w:left="4320" w:hanging="480"/>
+        <w:tabs>
+          <w:tab w:val="num" w:pos="3600"/>
+        </w:tabs>
+        <w:ind w:left="4080" w:hanging="480"/>
       </w:pPr>
     </w:lvl>
     <w:lvl w:ilvl="6">
@@ -6081,7 +6214,10 @@
       <w:lvlText w:val="•"/>
       <w:lvlJc w:val="left"/>
       <w:pPr>
-        <w:ind w:left="5040" w:hanging="480"/>
+        <w:tabs>
+          <w:tab w:val="num" w:pos="4320"/>
+        </w:tabs>
+        <w:ind w:left="4800" w:hanging="480"/>
       </w:pPr>
     </w:lvl>
     <w:lvl w:ilvl="7">
@@ -6089,7 +6225,10 @@
       <w:lvlText w:val="–"/>
       <w:lvlJc w:val="left"/>
       <w:pPr>
-        <w:ind w:left="5760" w:hanging="480"/>
+        <w:tabs>
+          <w:tab w:val="num" w:pos="5040"/>
+        </w:tabs>
+        <w:ind w:left="5520" w:hanging="480"/>
       </w:pPr>
     </w:lvl>
     <w:lvl w:ilvl="8">
@@ -6097,7 +6236,10 @@
       <w:lvlText w:val="•"/>
       <w:lvlJc w:val="left"/>
       <w:pPr>
-        <w:ind w:left="6480" w:hanging="480"/>
+        <w:tabs>
+          <w:tab w:val="num" w:pos="5760"/>
+        </w:tabs>
+        <w:ind w:left="6240" w:hanging="480"/>
       </w:pPr>
     </w:lvl>
   </w:abstractNum>
@@ -6115,10 +6257,10 @@
   <w:docDefaults>
     <w:rPrDefault>
       <w:rPr>
-        <w:rFonts w:asciiTheme="minorHAnsi" w:cstheme="minorBidi" w:eastAsiaTheme="minorHAnsi" w:hAnsiTheme="minorHAnsi"/>
+        <w:rFonts w:asciiTheme="minorHAnsi" w:eastAsiaTheme="minorHAnsi" w:hAnsiTheme="minorHAnsi" w:cstheme="minorBidi"/>
         <w:sz w:val="24"/>
         <w:szCs w:val="24"/>
-        <w:lang w:bidi="ar-SA" w:eastAsia="en-US" w:val="en-US"/>
+        <w:lang w:val="en-US" w:eastAsia="en-US" w:bidi="ar-SA"/>
       </w:rPr>
     </w:rPrDefault>
     <w:pPrDefault>
@@ -6127,35 +6269,35 @@
       </w:pPr>
     </w:pPrDefault>
   </w:docDefaults>
-  <w:latentStyles w:count="276" w:defLockedState="0" w:defQFormat="0" w:defSemiHidden="0" w:defUIPriority="0" w:defUnhideWhenUsed="0"/>
-  <w:style w:default="1" w:styleId="Normal" w:type="paragraph">
+  <w:latentStyles w:defLockedState="0" w:defUIPriority="0" w:defSemiHidden="0" w:defUnhideWhenUsed="0" w:defQFormat="0" w:count="276"/>
+  <w:style w:type="paragraph" w:default="1" w:styleId="Normal">
     <w:name w:val="Normal"/>
     <w:qFormat/>
   </w:style>
-  <w:style w:styleId="BodyText" w:type="paragraph">
+  <w:style w:type="paragraph" w:styleId="BodyText">
     <w:name w:val="Body Text"/>
     <w:basedOn w:val="Normal"/>
     <w:link w:val="BodyTextChar"/>
     <w:pPr>
-      <w:spacing w:after="180" w:before="180"/>
+      <w:spacing w:before="180" w:after="180"/>
     </w:pPr>
     <w:qFormat/>
   </w:style>
-  <w:style w:customStyle="1" w:styleId="FirstParagraph" w:type="paragraph">
+  <w:style w:type="paragraph" w:customStyle="1" w:styleId="FirstParagraph">
     <w:name w:val="First Paragraph"/>
     <w:basedOn w:val="BodyText"/>
     <w:next w:val="BodyText"/>
     <w:qFormat/>
   </w:style>
-  <w:style w:customStyle="1" w:styleId="Compact" w:type="paragraph">
+  <w:style w:type="paragraph" w:customStyle="1" w:styleId="Compact">
     <w:name w:val="Compact"/>
     <w:basedOn w:val="BodyText"/>
     <w:qFormat/>
     <w:pPr>
-      <w:spacing w:after="36" w:before="36"/>
+      <w:spacing w:before="36" w:after="36"/>
     </w:pPr>
   </w:style>
-  <w:style w:styleId="Title" w:type="paragraph">
+  <w:style w:type="paragraph" w:styleId="Title">
     <w:name w:val="Title"/>
     <w:basedOn w:val="Normal"/>
     <w:next w:val="BodyText"/>
@@ -6163,19 +6305,19 @@
     <w:pPr>
       <w:keepNext/>
       <w:keepLines/>
-      <w:spacing w:after="240" w:before="480"/>
+      <w:spacing w:before="480" w:after="240"/>
       <w:jc w:val="center"/>
     </w:pPr>
     <w:rPr>
-      <w:rFonts w:asciiTheme="majorHAnsi" w:cstheme="majorBidi" w:eastAsiaTheme="majorEastAsia" w:hAnsiTheme="majorHAnsi"/>
+      <w:rFonts w:asciiTheme="majorHAnsi" w:eastAsiaTheme="majorEastAsia" w:hAnsiTheme="majorHAnsi" w:cstheme="majorBidi"/>
       <w:b/>
       <w:bCs/>
-      <w:color w:themeColor="accent1" w:themeShade="B5" w:val="345A8A"/>
+      <w:color w:val="345A8A" w:themeColor="accent1" w:themeShade="B5"/>
       <w:sz w:val="36"/>
       <w:szCs w:val="36"/>
     </w:rPr>
   </w:style>
-  <w:style w:styleId="Subtitle" w:type="paragraph">
+  <w:style w:type="paragraph" w:styleId="Subtitle">
     <w:name w:val="Subtitle"/>
     <w:basedOn w:val="Title"/>
     <w:next w:val="BodyText"/>
@@ -6183,7 +6325,7 @@
     <w:pPr>
       <w:keepNext/>
       <w:keepLines/>
-      <w:spacing w:after="240" w:before="240"/>
+      <w:spacing w:before="240" w:after="240"/>
       <w:jc w:val="center"/>
     </w:pPr>
     <w:rPr>
@@ -6191,7 +6333,7 @@
       <w:szCs w:val="30"/>
     </w:rPr>
   </w:style>
-  <w:style w:customStyle="1" w:styleId="Author" w:type="paragraph">
+  <w:style w:type="paragraph" w:customStyle="1" w:styleId="Author">
     <w:name w:val="Author"/>
     <w:next w:val="BodyText"/>
     <w:qFormat/>
@@ -6201,7 +6343,7 @@
       <w:jc w:val="center"/>
     </w:pPr>
   </w:style>
-  <w:style w:styleId="Date" w:type="paragraph">
+  <w:style w:type="paragraph" w:styleId="Date">
     <w:name w:val="Date"/>
     <w:next w:val="BodyText"/>
     <w:qFormat/>
@@ -6211,26 +6353,7 @@
       <w:jc w:val="center"/>
     </w:pPr>
   </w:style>
-  <w:style w:customStyle="1" w:styleId="AbstractTitle" w:type="paragraph">
-    <w:name w:val="Abstract Title"/>
-    <w:basedOn w:val="Normal"/>
-    <w:next w:val="Abstract"/>
-    <w:qFormat/>
-    <w:pPr>
-      <w:keepNext/>
-      <w:keepLines/>
-      <w:jc w:val="center"/>
-      <w:spacing w:after="0" w:before="300"/>
-    </w:pPr>
-    <w:rPr>
-      <w:sz w:val="20"/>
-      <w:szCs w:val="20"/>
-      <w:b/>
-      <w:color w:val="345A8A"/>
-      &gt;
-    </w:rPr>
-  </w:style>
-  <w:style w:customStyle="1" w:styleId="Abstract" w:type="paragraph">
+  <w:style w:type="paragraph" w:customStyle="1" w:styleId="Abstract">
     <w:name w:val="Abstract"/>
     <w:basedOn w:val="Normal"/>
     <w:next w:val="BodyText"/>
@@ -6238,14 +6361,14 @@
     <w:pPr>
       <w:keepNext/>
       <w:keepLines/>
-      <w:spacing w:after="300" w:before="100"/>
+      <w:spacing w:before="300" w:after="300"/>
     </w:pPr>
     <w:rPr>
       <w:sz w:val="20"/>
       <w:szCs w:val="20"/>
     </w:rPr>
   </w:style>
-  <w:style w:styleId="Bibliography" w:type="paragraph">
+  <w:style w:type="paragraph" w:styleId="Bibliography">
     <w:name w:val="Bibliography"/>
     <w:basedOn w:val="Normal"/>
     <w:next w:val="Bibliography"/>
@@ -6253,7 +6376,7 @@
     <w:pPr/>
     <w:rPr/>
   </w:style>
-  <w:style w:styleId="Heading1" w:type="paragraph">
+  <w:style w:type="paragraph" w:styleId="Heading1">
     <w:name w:val="Heading 1"/>
     <w:basedOn w:val="Normal"/>
     <w:next w:val="BodyText"/>
@@ -6262,19 +6385,19 @@
     <w:pPr>
       <w:keepNext/>
       <w:keepLines/>
-      <w:spacing w:after="0" w:before="480"/>
+      <w:spacing w:before="480" w:after="0"/>
       <w:outlineLvl w:val="0"/>
     </w:pPr>
     <w:rPr>
-      <w:rFonts w:asciiTheme="majorHAnsi" w:cstheme="majorBidi" w:eastAsiaTheme="majorEastAsia" w:hAnsiTheme="majorHAnsi"/>
+      <w:rFonts w:asciiTheme="majorHAnsi" w:eastAsiaTheme="majorEastAsia" w:hAnsiTheme="majorHAnsi" w:cstheme="majorBidi"/>
       <w:b/>
       <w:bCs/>
-      <w:color w:themeColor="accent1" w:val="4F81BD"/>
+      <w:color w:val="4F81BD" w:themeColor="accent1"/>
       <w:sz w:val="32"/>
       <w:szCs w:val="32"/>
     </w:rPr>
   </w:style>
-  <w:style w:styleId="Heading2" w:type="paragraph">
+  <w:style w:type="paragraph" w:styleId="Heading2">
     <w:name w:val="Heading 2"/>
     <w:basedOn w:val="Normal"/>
     <w:next w:val="BodyText"/>
@@ -6284,19 +6407,19 @@
     <w:pPr>
       <w:keepNext/>
       <w:keepLines/>
-      <w:spacing w:after="0" w:before="200"/>
+      <w:spacing w:before="200" w:after="0"/>
       <w:outlineLvl w:val="1"/>
     </w:pPr>
     <w:rPr>
-      <w:rFonts w:asciiTheme="majorHAnsi" w:cstheme="majorBidi" w:eastAsiaTheme="majorEastAsia" w:hAnsiTheme="majorHAnsi"/>
+      <w:rFonts w:asciiTheme="majorHAnsi" w:eastAsiaTheme="majorEastAsia" w:hAnsiTheme="majorHAnsi" w:cstheme="majorBidi"/>
       <w:b/>
       <w:bCs/>
-      <w:color w:themeColor="accent1" w:val="4F81BD"/>
+      <w:color w:val="4F81BD" w:themeColor="accent1"/>
       <w:sz w:val="28"/>
       <w:szCs w:val="28"/>
     </w:rPr>
   </w:style>
-  <w:style w:styleId="Heading3" w:type="paragraph">
+  <w:style w:type="paragraph" w:styleId="Heading3">
     <w:name w:val="Heading 3"/>
     <w:basedOn w:val="Normal"/>
     <w:next w:val="BodyText"/>
@@ -6306,19 +6429,19 @@
     <w:pPr>
       <w:keepNext/>
       <w:keepLines/>
-      <w:spacing w:after="0" w:before="200"/>
+      <w:spacing w:before="200" w:after="0"/>
       <w:outlineLvl w:val="2"/>
     </w:pPr>
     <w:rPr>
-      <w:rFonts w:asciiTheme="majorHAnsi" w:cstheme="majorBidi" w:eastAsiaTheme="majorEastAsia" w:hAnsiTheme="majorHAnsi"/>
+      <w:rFonts w:asciiTheme="majorHAnsi" w:eastAsiaTheme="majorEastAsia" w:hAnsiTheme="majorHAnsi" w:cstheme="majorBidi"/>
       <w:b/>
       <w:bCs/>
-      <w:color w:themeColor="accent1" w:val="4F81BD"/>
+      <w:color w:val="4F81BD" w:themeColor="accent1"/>
       <w:sz w:val="24"/>
       <w:szCs w:val="24"/>
     </w:rPr>
   </w:style>
-  <w:style w:styleId="Heading4" w:type="paragraph">
+  <w:style w:type="paragraph" w:styleId="Heading4">
     <w:name w:val="Heading 4"/>
     <w:basedOn w:val="Normal"/>
     <w:next w:val="BodyText"/>
@@ -6328,19 +6451,19 @@
     <w:pPr>
       <w:keepNext/>
       <w:keepLines/>
-      <w:spacing w:after="0" w:before="200"/>
+      <w:spacing w:before="200" w:after="0"/>
       <w:outlineLvl w:val="3"/>
     </w:pPr>
     <w:rPr>
-      <w:rFonts w:asciiTheme="majorHAnsi" w:cstheme="majorBidi" w:eastAsiaTheme="majorEastAsia" w:hAnsiTheme="majorHAnsi"/>
+      <w:rFonts w:asciiTheme="majorHAnsi" w:eastAsiaTheme="majorEastAsia" w:hAnsiTheme="majorHAnsi" w:cstheme="majorBidi"/>
       <w:i/>
       <w:bCs/>
-      <w:color w:themeColor="accent1" w:val="4F81BD"/>
+      <w:color w:val="4F81BD" w:themeColor="accent1"/>
       <w:sz w:val="24"/>
       <w:szCs w:val="24"/>
     </w:rPr>
   </w:style>
-  <w:style w:styleId="Heading5" w:type="paragraph">
+  <w:style w:type="paragraph" w:styleId="Heading5">
     <w:name w:val="Heading 5"/>
     <w:basedOn w:val="Normal"/>
     <w:next w:val="BodyText"/>
@@ -6350,18 +6473,18 @@
     <w:pPr>
       <w:keepNext/>
       <w:keepLines/>
-      <w:spacing w:after="0" w:before="200"/>
+      <w:spacing w:before="200" w:after="0"/>
       <w:outlineLvl w:val="4"/>
     </w:pPr>
     <w:rPr>
-      <w:rFonts w:asciiTheme="majorHAnsi" w:cstheme="majorBidi" w:eastAsiaTheme="majorEastAsia" w:hAnsiTheme="majorHAnsi"/>
+      <w:rFonts w:asciiTheme="majorHAnsi" w:eastAsiaTheme="majorEastAsia" w:hAnsiTheme="majorHAnsi" w:cstheme="majorBidi"/>
       <w:iCs/>
-      <w:color w:themeColor="accent1" w:val="4F81BD"/>
+      <w:color w:val="4F81BD" w:themeColor="accent1"/>
       <w:sz w:val="24"/>
       <w:szCs w:val="24"/>
     </w:rPr>
   </w:style>
-  <w:style w:styleId="Heading6" w:type="paragraph">
+  <w:style w:type="paragraph" w:styleId="Heading6">
     <w:name w:val="Heading 6"/>
     <w:basedOn w:val="Normal"/>
     <w:next w:val="BodyText"/>
@@ -6371,17 +6494,17 @@
     <w:pPr>
       <w:keepNext/>
       <w:keepLines/>
-      <w:spacing w:after="0" w:before="200"/>
+      <w:spacing w:before="200" w:after="0"/>
       <w:outlineLvl w:val="5"/>
     </w:pPr>
     <w:rPr>
-      <w:rFonts w:asciiTheme="majorHAnsi" w:cstheme="majorBidi" w:eastAsiaTheme="majorEastAsia" w:hAnsiTheme="majorHAnsi"/>
-      <w:color w:themeColor="accent1" w:val="4F81BD"/>
+      <w:rFonts w:asciiTheme="majorHAnsi" w:eastAsiaTheme="majorEastAsia" w:hAnsiTheme="majorHAnsi" w:cstheme="majorBidi"/>
+      <w:color w:val="4F81BD" w:themeColor="accent1"/>
       <w:sz w:val="24"/>
       <w:szCs w:val="24"/>
     </w:rPr>
   </w:style>
-  <w:style w:styleId="Heading7" w:type="paragraph">
+  <w:style w:type="paragraph" w:styleId="Heading7">
     <w:name w:val="Heading 7"/>
     <w:basedOn w:val="Normal"/>
     <w:next w:val="BodyText"/>
@@ -6391,17 +6514,17 @@
     <w:pPr>
       <w:keepNext/>
       <w:keepLines/>
-      <w:spacing w:after="0" w:before="200"/>
+      <w:spacing w:before="200" w:after="0"/>
       <w:outlineLvl w:val="6"/>
     </w:pPr>
     <w:rPr>
-      <w:rFonts w:asciiTheme="majorHAnsi" w:cstheme="majorBidi" w:eastAsiaTheme="majorEastAsia" w:hAnsiTheme="majorHAnsi"/>
-      <w:color w:themeColor="accent1" w:val="4F81BD"/>
+      <w:rFonts w:asciiTheme="majorHAnsi" w:eastAsiaTheme="majorEastAsia" w:hAnsiTheme="majorHAnsi" w:cstheme="majorBidi"/>
+      <w:color w:val="4F81BD" w:themeColor="accent1"/>
       <w:sz w:val="24"/>
       <w:szCs w:val="24"/>
     </w:rPr>
   </w:style>
-  <w:style w:styleId="Heading8" w:type="paragraph">
+  <w:style w:type="paragraph" w:styleId="Heading8">
     <w:name w:val="Heading 8"/>
     <w:basedOn w:val="Normal"/>
     <w:next w:val="BodyText"/>
@@ -6411,17 +6534,17 @@
     <w:pPr>
       <w:keepNext/>
       <w:keepLines/>
-      <w:spacing w:after="0" w:before="200"/>
+      <w:spacing w:before="200" w:after="0"/>
       <w:outlineLvl w:val="7"/>
     </w:pPr>
     <w:rPr>
-      <w:rFonts w:asciiTheme="majorHAnsi" w:cstheme="majorBidi" w:eastAsiaTheme="majorEastAsia" w:hAnsiTheme="majorHAnsi"/>
-      <w:color w:themeColor="accent1" w:val="4F81BD"/>
+      <w:rFonts w:asciiTheme="majorHAnsi" w:eastAsiaTheme="majorEastAsia" w:hAnsiTheme="majorHAnsi" w:cstheme="majorBidi"/>
+      <w:color w:val="4F81BD" w:themeColor="accent1"/>
       <w:sz w:val="24"/>
       <w:szCs w:val="24"/>
     </w:rPr>
   </w:style>
-  <w:style w:styleId="Heading9" w:type="paragraph">
+  <w:style w:type="paragraph" w:styleId="Heading9">
     <w:name w:val="Heading 9"/>
     <w:basedOn w:val="Normal"/>
     <w:next w:val="BodyText"/>
@@ -6431,17 +6554,17 @@
     <w:pPr>
       <w:keepNext/>
       <w:keepLines/>
-      <w:spacing w:after="0" w:before="200"/>
+      <w:spacing w:before="200" w:after="0"/>
       <w:outlineLvl w:val="8"/>
     </w:pPr>
     <w:rPr>
-      <w:rFonts w:asciiTheme="majorHAnsi" w:cstheme="majorBidi" w:eastAsiaTheme="majorEastAsia" w:hAnsiTheme="majorHAnsi"/>
-      <w:color w:themeColor="accent1" w:val="4F81BD"/>
+      <w:rFonts w:asciiTheme="majorHAnsi" w:eastAsiaTheme="majorEastAsia" w:hAnsiTheme="majorHAnsi" w:cstheme="majorBidi"/>
+      <w:color w:val="4F81BD" w:themeColor="accent1"/>
       <w:sz w:val="24"/>
       <w:szCs w:val="24"/>
     </w:rPr>
   </w:style>
-  <w:style w:styleId="BlockText" w:type="paragraph">
+  <w:style w:type="paragraph" w:styleId="BlockText">
     <w:name w:val="Block Text"/>
     <w:basedOn w:val="BodyText"/>
     <w:next w:val="BodyText"/>
@@ -6449,11 +6572,11 @@
     <w:unhideWhenUsed/>
     <w:qFormat/>
     <w:pPr>
-      <w:spacing w:after="100" w:before="100"/>
+      <w:spacing w:before="100" w:after="100"/>
       <w:ind w:firstLine="0" w:left="480" w:right="480"/>
     </w:pPr>
   </w:style>
-  <w:style w:styleId="FootnoteText" w:type="paragraph">
+  <w:style w:type="paragraph" w:styleId="FootnoteText">
     <w:name w:val="Footnote Text"/>
     <w:basedOn w:val="Normal"/>
     <w:next w:val="FootnoteText"/>
@@ -6461,43 +6584,28 @@
     <w:unhideWhenUsed/>
     <w:qFormat/>
   </w:style>
-  <w:style w:default="1" w:styleId="DefaultParagraphFont" w:type="character">
+  <w:style w:type="character" w:default="1" w:styleId="DefaultParagraphFont">
     <w:name w:val="Default Paragraph Font"/>
     <w:semiHidden/>
     <w:unhideWhenUsed/>
   </w:style>
-  <w:style w:default="1" w:styleId="Table" w:type="table">
+  <w:style w:type="table" w:default="1" w:styleId="Table">
     <w:name w:val="Table"/>
     <w:basedOn w:val="TableNormal"/>
     <w:semiHidden/>
     <w:unhideWhenUsed/>
     <w:qFormat/>
     <w:tblPr>
-      <w:tblInd w:type="dxa" w:w="0"/>
+      <w:tblInd w:w="0" w:type="dxa"/>
       <w:tblCellMar>
-        <w:top w:type="dxa" w:w="0"/>
-        <w:left w:type="dxa" w:w="108"/>
-        <w:bottom w:type="dxa" w:w="0"/>
-        <w:right w:type="dxa" w:w="108"/>
+        <w:top w:w="0" w:type="dxa"/>
+        <w:left w:w="108" w:type="dxa"/>
+        <w:bottom w:w="0" w:type="dxa"/>
+        <w:right w:w="108" w:type="dxa"/>
       </w:tblCellMar>
     </w:tblPr>
-    <w:tblStylePr w:type="firstRow">
-      <w:tblPr>
-        <w:jc w:val="left"/>
-        <w:tblInd w:type="dxa" w:w="0"/>
-      </w:tblPr>
-      <w:trPr>
-        <w:jc w:val="left"/>
-      </w:trPr>
-      <w:tcPr>
-        <w:vAlign w:val="bottom"/>
-        <w:tcBorders>
-          <w:bottom w:val="single"/>
-        </w:tcBorders>
-      </w:tcPr>
-    </w:tblStylePr>
   </w:style>
-  <w:style w:customStyle="1" w:styleId="DefinitionTerm" w:type="paragraph">
+  <w:style w:type="paragraph" w:customStyle="1" w:styleId="DefinitionTerm">
     <w:name w:val="Definition Term"/>
     <w:basedOn w:val="Normal"/>
     <w:next w:val="Definition"/>
@@ -6510,49 +6618,49 @@
       <w:b/>
     </w:rPr>
   </w:style>
-  <w:style w:customStyle="1" w:styleId="Definition" w:type="paragraph">
+  <w:style w:type="paragraph" w:customStyle="1" w:styleId="Definition">
     <w:name w:val="Definition"/>
     <w:basedOn w:val="Normal"/>
   </w:style>
-  <w:style w:styleId="Caption" w:type="paragraph">
+  <w:style w:type="paragraph" w:styleId="Caption">
     <w:name w:val="Caption"/>
     <w:basedOn w:val="Normal"/>
     <w:link w:val="BodyTextChar"/>
     <w:pPr>
-      <w:spacing w:after="120" w:before="0"/>
+      <w:spacing w:before="0" w:after="120"/>
     </w:pPr>
     <w:rPr>
       <w:i/>
     </w:rPr>
   </w:style>
-  <w:style w:customStyle="1" w:styleId="TableCaption" w:type="paragraph">
+  <w:style w:type="paragraph" w:customStyle="1" w:styleId="TableCaption">
     <w:name w:val="Table Caption"/>
     <w:basedOn w:val="Caption"/>
     <w:pPr>
       <w:keepNext/>
     </w:pPr>
   </w:style>
-  <w:style w:customStyle="1" w:styleId="ImageCaption" w:type="paragraph">
+  <w:style w:type="paragraph" w:customStyle="1" w:styleId="ImageCaption">
     <w:name w:val="Image Caption"/>
     <w:basedOn w:val="Caption"/>
   </w:style>
-  <w:style w:customStyle="1" w:styleId="Figure" w:type="paragraph">
+  <w:style w:type="paragraph" w:customStyle="1" w:styleId="Figure">
     <w:name w:val="Figure"/>
     <w:basedOn w:val="Normal"/>
   </w:style>
-  <w:style w:customStyle="1" w:styleId="CaptionedFigure" w:type="paragraph">
+  <w:style w:type="paragraph" w:customStyle="1" w:styleId="CaptionedFigure">
     <w:name w:val="Captioned Figure"/>
     <w:basedOn w:val="Figure"/>
     <w:pPr>
       <w:keepNext/>
     </w:pPr>
   </w:style>
-  <w:style w:customStyle="1" w:styleId="BodyTextChar" w:type="character">
+  <w:style w:type="character" w:customStyle="1" w:styleId="BodyTextChar">
     <w:name w:val="Body Text Char"/>
     <w:basedOn w:val="DefaultParagraphFont"/>
     <w:link w:val="BodyText"/>
   </w:style>
-  <w:style w:customStyle="1" w:styleId="VerbatimChar" w:type="character">
+  <w:style w:type="character" w:customStyle="1" w:styleId="VerbatimChar">
     <w:name w:val="Verbatim Char"/>
     <w:basedOn w:val="BodyTextChar"/>
     <w:rPr>
@@ -6560,25 +6668,21 @@
       <w:sz w:val="22"/>
     </w:rPr>
   </w:style>
-  <w:style w:customStyle="1" w:styleId="SectionNumber" w:type="character">
-    <w:name w:val="Section Number"/>
-    <w:basedOn w:val="BodyTextChar"/>
-  </w:style>
-  <w:style w:styleId="FootnoteReference" w:type="character">
+  <w:style w:type="character" w:styleId="FootnoteReference">
     <w:name w:val="Footnote Reference"/>
     <w:basedOn w:val="BodyTextChar"/>
     <w:rPr>
       <w:vertAlign w:val="superscript"/>
     </w:rPr>
   </w:style>
-  <w:style w:styleId="Hyperlink" w:type="character">
+  <w:style w:type="character" w:styleId="Hyperlink">
     <w:name w:val="Hyperlink"/>
     <w:basedOn w:val="BodyTextChar"/>
     <w:rPr>
-      <w:color w:themeColor="accent1" w:val="4F81BD"/>
+      <w:color w:val="4F81BD" w:themeColor="accent1"/>
     </w:rPr>
   </w:style>
-  <w:style w:styleId="TOCHeading" w:type="paragraph">
+  <w:style w:type="paragraph" w:styleId="TOCHeading">
     <w:name w:val="TOC Heading"/>
     <w:basedOn w:val="Heading1"/>
     <w:next w:val="BodyText"/>
@@ -6590,10 +6694,10 @@
       <w:outlineLvl w:val="9"/>
     </w:pPr>
     <w:rPr>
-      <w:rFonts w:asciiTheme="majorHAnsi" w:cstheme="majorBidi" w:eastAsiaTheme="majorEastAsia" w:hAnsiTheme="majorHAnsi"/>
+      <w:rFonts w:asciiTheme="majorHAnsi" w:eastAsiaTheme="majorEastAsia" w:hAnsiTheme="majorHAnsi" w:cstheme="majorBidi"/>
       <w:b w:val="0"/>
       <w:bCs w:val="0"/>
-      <w:color w:themeColor="accent1" w:themeShade="BF" w:val="365F91"/>
+      <w:color w:val="365F91" w:themeColor="accent1" w:themeShade="BF"/>
     </w:rPr>
   </w:style>
   <w:style w:type="paragraph" w:customStyle="1" w:styleId="SourceCode">
@@ -6685,10 +6789,7 @@
   <w:style w:type="character" w:customStyle="1" w:styleId="ImportTok">
     <w:name w:val="ImportTok"/>
     <w:basedOn w:val="VerbatimChar"/>
-    <w:rPr>
-      <w:color w:val="008000"/>
-      <w:b/>
-    </w:rPr>
+    <w:rPr/>
   </w:style>
   <w:style w:type="character" w:customStyle="1" w:styleId="CommentTok">
     <w:name w:val="CommentTok"/>
@@ -6763,9 +6864,7 @@
   <w:style w:type="character" w:customStyle="1" w:styleId="BuiltInTok">
     <w:name w:val="BuiltInTok"/>
     <w:basedOn w:val="VerbatimChar"/>
-    <w:rPr>
-      <w:color w:val="008000"/>
-    </w:rPr>
+    <w:rPr/>
   </w:style>
   <w:style w:type="character" w:customStyle="1" w:styleId="ExtensionTok">
     <w:name w:val="ExtensionTok"/>

--- a/02_Project_Portfolio/Course_Project_Catalog.docx
+++ b/02_Project_Portfolio/Course_Project_Catalog.docx
@@ -54,7 +54,7 @@
         <w:pStyle w:val="BodyText"/>
       </w:pPr>
       <w:r>
-        <w:t xml:space="preserve">Engineering &amp; Research Mentoring Program (Lucero) · Phiên bản 1.6.0 · 2026-08-23</w:t>
+        <w:t xml:space="preserve">Engineering &amp; Research Mentoring Program (Lucero) · Phiên bản 1.7.0 · 2026-08-23</w:t>
       </w:r>
     </w:p>
     <w:p>

--- a/02_Project_Portfolio/Course_Project_Catalog.docx
+++ b/02_Project_Portfolio/Course_Project_Catalog.docx
@@ -54,7 +54,7 @@
         <w:pStyle w:val="BodyText"/>
       </w:pPr>
       <w:r>
-        <w:t xml:space="preserve">Engineering &amp; Research Mentoring Program (Lucero) · Phiên bản 1.7.0 · 2026-08-23</w:t>
+        <w:t xml:space="preserve">Engineering &amp; Research Mentoring Program (Lucero) · Phiên bản 1.8.0 · 2026-09-02</w:t>
       </w:r>
     </w:p>
     <w:p>

--- a/02_Project_Portfolio/Course_Project_Catalog.docx
+++ b/02_Project_Portfolio/Course_Project_Catalog.docx
@@ -54,7 +54,7 @@
         <w:pStyle w:val="BodyText"/>
       </w:pPr>
       <w:r>
-        <w:t xml:space="preserve">Engineering &amp; Research Mentoring Program (Lucero) · Phiên bản 1.8.0 · 2026-09-02</w:t>
+        <w:t xml:space="preserve">Engineering &amp; Research Mentoring Program (Lucero) · Phiên bản 1.9.0 · 2026-09-02</w:t>
       </w:r>
     </w:p>
     <w:p>

--- a/02_Project_Portfolio/Course_Project_Catalog.docx
+++ b/02_Project_Portfolio/Course_Project_Catalog.docx
@@ -54,7 +54,7 @@
         <w:pStyle w:val="BodyText"/>
       </w:pPr>
       <w:r>
-        <w:t xml:space="preserve">Engineering &amp; Research Mentoring Program (Lucero) · Phiên bản 1.9.0 · 2026-09-02</w:t>
+        <w:t xml:space="preserve">Engineering &amp; Research Mentoring Program (Lucero) · Phiên bản 1.10.0 · 2026-09-04</w:t>
       </w:r>
     </w:p>
     <w:p>
